--- a/Report Template.docx
+++ b/Report Template.docx
@@ -8,7 +8,7 @@
         <w:ind w:left="884" w:hanging="442"/>
         <w:jc w:val="center"/>
         <w:rPr>
-          <w:rFonts w:ascii="Times New Roman" w:eastAsia="等线" w:hAnsi="Times New Roman" w:cs="Times New Roman"/>
+          <w:rFonts w:ascii="Times New Roman" w:eastAsia="DengXian" w:hAnsi="Times New Roman" w:cs="Times New Roman"/>
           <w:b/>
           <w:bCs/>
           <w:sz w:val="28"/>
@@ -17,7 +17,7 @@
       </w:pPr>
       <w:r>
         <w:rPr>
-          <w:rFonts w:ascii="Times New Roman" w:eastAsia="等线" w:hAnsi="Times New Roman" w:cs="Times New Roman"/>
+          <w:rFonts w:ascii="Times New Roman" w:eastAsia="DengXian" w:hAnsi="Times New Roman" w:cs="Times New Roman"/>
           <w:b/>
           <w:bCs/>
           <w:sz w:val="28"/>
@@ -27,7 +27,7 @@
       </w:r>
       <w:r>
         <w:rPr>
-          <w:rFonts w:ascii="Times New Roman" w:eastAsia="等线" w:hAnsi="Times New Roman" w:cs="Times New Roman" w:hint="eastAsia"/>
+          <w:rFonts w:ascii="Times New Roman" w:eastAsia="DengXian" w:hAnsi="Times New Roman" w:cs="Times New Roman"/>
           <w:b/>
           <w:bCs/>
           <w:sz w:val="28"/>
@@ -37,7 +37,7 @@
       </w:r>
       <w:r>
         <w:rPr>
-          <w:rFonts w:ascii="Times New Roman" w:eastAsia="等线" w:hAnsi="Times New Roman" w:cs="Times New Roman"/>
+          <w:rFonts w:ascii="Times New Roman" w:eastAsia="DengXian" w:hAnsi="Times New Roman" w:cs="Times New Roman"/>
           <w:b/>
           <w:bCs/>
           <w:sz w:val="28"/>
@@ -45,16 +45,6 @@
         </w:rPr>
         <w:t>Assignment 2</w:t>
       </w:r>
-    </w:p>
-    <w:p>
-      <w:pPr>
-        <w:jc w:val="center"/>
-        <w:rPr>
-          <w:rFonts w:ascii="Times New Roman" w:hAnsi="Times New Roman" w:cs="Times New Roman"/>
-          <w:sz w:val="24"/>
-          <w:szCs w:val="28"/>
-        </w:rPr>
-      </w:pPr>
     </w:p>
     <w:p>
       <w:pPr>
@@ -105,26 +95,27 @@
     <w:tbl>
       <w:tblPr>
         <w:tblStyle w:val="TableGrid"/>
-        <w:tblW w:w="8075" w:type="dxa"/>
+        <w:tblW w:w="9280" w:type="dxa"/>
         <w:tblLook w:val="04A0" w:firstRow="1" w:lastRow="0" w:firstColumn="1" w:lastColumn="0" w:noHBand="0" w:noVBand="1"/>
       </w:tblPr>
       <w:tblGrid>
-        <w:gridCol w:w="2018"/>
-        <w:gridCol w:w="2019"/>
-        <w:gridCol w:w="2019"/>
-        <w:gridCol w:w="2019"/>
+        <w:gridCol w:w="2547"/>
+        <w:gridCol w:w="1276"/>
+        <w:gridCol w:w="4239"/>
+        <w:gridCol w:w="1218"/>
       </w:tblGrid>
       <w:tr>
         <w:trPr>
-          <w:trHeight w:val="359"/>
+          <w:trHeight w:val="375"/>
         </w:trPr>
         <w:tc>
           <w:tcPr>
-            <w:tcW w:w="2018" w:type="dxa"/>
+            <w:tcW w:w="2547" w:type="dxa"/>
             <w:vAlign w:val="center"/>
           </w:tcPr>
           <w:p>
             <w:pPr>
+              <w:jc w:val="center"/>
               <w:rPr>
                 <w:rFonts w:ascii="Times New Roman" w:hAnsi="Times New Roman" w:cs="Times New Roman"/>
                 <w:b/>
@@ -135,7 +126,7 @@
             </w:pPr>
             <w:r>
               <w:rPr>
-                <w:rFonts w:ascii="Times New Roman" w:hAnsi="Times New Roman" w:cs="Times New Roman" w:hint="eastAsia"/>
+                <w:rFonts w:ascii="Times New Roman" w:hAnsi="Times New Roman" w:cs="Times New Roman"/>
                 <w:b/>
                 <w:bCs/>
                 <w:sz w:val="22"/>
@@ -147,11 +138,12 @@
         </w:tc>
         <w:tc>
           <w:tcPr>
-            <w:tcW w:w="2019" w:type="dxa"/>
+            <w:tcW w:w="1276" w:type="dxa"/>
             <w:vAlign w:val="center"/>
           </w:tcPr>
           <w:p>
             <w:pPr>
+              <w:jc w:val="center"/>
               <w:rPr>
                 <w:rFonts w:ascii="Times New Roman" w:hAnsi="Times New Roman" w:cs="Times New Roman"/>
                 <w:b/>
@@ -162,7 +154,7 @@
             </w:pPr>
             <w:r>
               <w:rPr>
-                <w:rFonts w:ascii="Times New Roman" w:hAnsi="Times New Roman" w:cs="Times New Roman" w:hint="eastAsia"/>
+                <w:rFonts w:ascii="Times New Roman" w:hAnsi="Times New Roman" w:cs="Times New Roman"/>
                 <w:b/>
                 <w:bCs/>
                 <w:sz w:val="22"/>
@@ -172,7 +164,7 @@
             </w:r>
             <w:r>
               <w:rPr>
-                <w:rFonts w:ascii="Times New Roman" w:hAnsi="Times New Roman" w:cs="Times New Roman" w:hint="eastAsia"/>
+                <w:rFonts w:ascii="Times New Roman" w:hAnsi="Times New Roman" w:cs="Times New Roman"/>
                 <w:b/>
                 <w:bCs/>
                 <w:sz w:val="22"/>
@@ -184,10 +176,12 @@
         </w:tc>
         <w:tc>
           <w:tcPr>
-            <w:tcW w:w="2019" w:type="dxa"/>
+            <w:tcW w:w="4239" w:type="dxa"/>
+            <w:vAlign w:val="center"/>
           </w:tcPr>
           <w:p>
             <w:pPr>
+              <w:jc w:val="center"/>
               <w:rPr>
                 <w:rFonts w:ascii="Times New Roman" w:hAnsi="Times New Roman" w:cs="Times New Roman"/>
                 <w:b/>
@@ -198,7 +192,7 @@
             </w:pPr>
             <w:r>
               <w:rPr>
-                <w:rFonts w:ascii="Times New Roman" w:hAnsi="Times New Roman" w:cs="Times New Roman" w:hint="eastAsia"/>
+                <w:rFonts w:ascii="Times New Roman" w:hAnsi="Times New Roman" w:cs="Times New Roman"/>
                 <w:b/>
                 <w:bCs/>
                 <w:sz w:val="22"/>
@@ -210,10 +204,12 @@
         </w:tc>
         <w:tc>
           <w:tcPr>
-            <w:tcW w:w="2019" w:type="dxa"/>
+            <w:tcW w:w="1218" w:type="dxa"/>
+            <w:vAlign w:val="center"/>
           </w:tcPr>
           <w:p>
             <w:pPr>
+              <w:jc w:val="center"/>
               <w:rPr>
                 <w:rFonts w:ascii="Times New Roman" w:hAnsi="Times New Roman" w:cs="Times New Roman"/>
                 <w:b/>
@@ -224,7 +220,7 @@
             </w:pPr>
             <w:r>
               <w:rPr>
-                <w:rFonts w:ascii="Times New Roman" w:hAnsi="Times New Roman" w:cs="Times New Roman" w:hint="eastAsia"/>
+                <w:rFonts w:ascii="Times New Roman" w:hAnsi="Times New Roman" w:cs="Times New Roman"/>
                 <w:b/>
                 <w:bCs/>
                 <w:sz w:val="22"/>
@@ -237,204 +233,305 @@
       </w:tr>
       <w:tr>
         <w:trPr>
-          <w:trHeight w:val="508"/>
+          <w:trHeight w:val="530"/>
         </w:trPr>
         <w:tc>
           <w:tcPr>
-            <w:tcW w:w="2018" w:type="dxa"/>
+            <w:tcW w:w="2547" w:type="dxa"/>
+            <w:vAlign w:val="center"/>
           </w:tcPr>
           <w:p>
             <w:pPr>
               <w:jc w:val="left"/>
               <w:rPr>
                 <w:rFonts w:ascii="Times New Roman" w:hAnsi="Times New Roman" w:cs="Times New Roman"/>
-                <w:sz w:val="24"/>
-                <w:szCs w:val="28"/>
+                <w:sz w:val="22"/>
               </w:rPr>
             </w:pPr>
             <w:r>
               <w:rPr>
-                <w:rFonts w:ascii="Times New Roman" w:hAnsi="Times New Roman" w:cs="Times New Roman" w:hint="eastAsia"/>
-                <w:sz w:val="20"/>
-                <w:szCs w:val="21"/>
+                <w:rFonts w:ascii="Times New Roman" w:hAnsi="Times New Roman" w:cs="Times New Roman"/>
+                <w:sz w:val="22"/>
               </w:rPr>
               <w:t>Coordinator:</w:t>
+            </w:r>
+          </w:p>
+          <w:p>
+            <w:pPr>
+              <w:jc w:val="left"/>
+              <w:rPr>
+                <w:rFonts w:ascii="Times New Roman" w:hAnsi="Times New Roman" w:cs="Times New Roman"/>
+                <w:sz w:val="22"/>
+              </w:rPr>
+            </w:pPr>
+            <w:r>
+              <w:rPr>
+                <w:rFonts w:ascii="Times New Roman" w:hAnsi="Times New Roman" w:cs="Times New Roman"/>
+                <w:sz w:val="22"/>
+              </w:rPr>
+              <w:t>Manohar Naidu Bheesetti</w:t>
             </w:r>
           </w:p>
         </w:tc>
         <w:tc>
           <w:tcPr>
-            <w:tcW w:w="2019" w:type="dxa"/>
+            <w:tcW w:w="1276" w:type="dxa"/>
+            <w:vAlign w:val="center"/>
           </w:tcPr>
           <w:p>
             <w:pPr>
               <w:jc w:val="left"/>
               <w:rPr>
                 <w:rFonts w:ascii="Times New Roman" w:hAnsi="Times New Roman" w:cs="Times New Roman"/>
-                <w:sz w:val="24"/>
-                <w:szCs w:val="28"/>
+                <w:sz w:val="22"/>
               </w:rPr>
             </w:pPr>
+            <w:r>
+              <w:rPr>
+                <w:rFonts w:ascii="Times New Roman" w:eastAsia="Times New Roman" w:hAnsi="Times New Roman" w:cs="Times New Roman"/>
+                <w:sz w:val="22"/>
+              </w:rPr>
+              <w:t>48975257</w:t>
+            </w:r>
           </w:p>
         </w:tc>
         <w:tc>
           <w:tcPr>
-            <w:tcW w:w="2019" w:type="dxa"/>
+            <w:tcW w:w="4239" w:type="dxa"/>
+            <w:vAlign w:val="center"/>
           </w:tcPr>
           <w:p>
             <w:pPr>
               <w:jc w:val="left"/>
               <w:rPr>
                 <w:rFonts w:ascii="Times New Roman" w:hAnsi="Times New Roman" w:cs="Times New Roman"/>
-                <w:sz w:val="24"/>
-                <w:szCs w:val="28"/>
+                <w:sz w:val="22"/>
               </w:rPr>
             </w:pPr>
+            <w:hyperlink r:id="rId7">
+              <w:r>
+                <w:rPr>
+                  <w:rStyle w:val="Hyperlink"/>
+                  <w:rFonts w:ascii="Times New Roman" w:eastAsia="Times New Roman" w:hAnsi="Times New Roman" w:cs="Times New Roman"/>
+                  <w:sz w:val="22"/>
+                </w:rPr>
+                <w:t>manoharnaidu.bheesetti@students.mq.edu.au</w:t>
+              </w:r>
+            </w:hyperlink>
           </w:p>
         </w:tc>
         <w:tc>
           <w:tcPr>
-            <w:tcW w:w="2019" w:type="dxa"/>
+            <w:tcW w:w="1218" w:type="dxa"/>
+            <w:vAlign w:val="center"/>
           </w:tcPr>
           <w:p>
             <w:pPr>
               <w:jc w:val="left"/>
               <w:rPr>
                 <w:rFonts w:ascii="Times New Roman" w:hAnsi="Times New Roman" w:cs="Times New Roman"/>
-                <w:sz w:val="24"/>
-                <w:szCs w:val="28"/>
+                <w:sz w:val="22"/>
               </w:rPr>
             </w:pPr>
+            <w:r>
+              <w:rPr>
+                <w:rFonts w:ascii="Times New Roman" w:hAnsi="Times New Roman" w:cs="Times New Roman"/>
+                <w:sz w:val="22"/>
+              </w:rPr>
+              <w:t>Task 2</w:t>
+            </w:r>
           </w:p>
         </w:tc>
       </w:tr>
       <w:tr>
         <w:trPr>
-          <w:trHeight w:val="508"/>
+          <w:trHeight w:val="530"/>
         </w:trPr>
         <w:tc>
           <w:tcPr>
-            <w:tcW w:w="2018" w:type="dxa"/>
+            <w:tcW w:w="2547" w:type="dxa"/>
+            <w:vAlign w:val="center"/>
           </w:tcPr>
           <w:p>
             <w:pPr>
               <w:jc w:val="left"/>
               <w:rPr>
                 <w:rFonts w:ascii="Times New Roman" w:hAnsi="Times New Roman" w:cs="Times New Roman"/>
-                <w:sz w:val="24"/>
-                <w:szCs w:val="28"/>
+                <w:sz w:val="22"/>
               </w:rPr>
             </w:pPr>
+            <w:r>
+              <w:rPr>
+                <w:rFonts w:ascii="Times New Roman" w:eastAsia="Times New Roman" w:hAnsi="Times New Roman" w:cs="Times New Roman"/>
+                <w:sz w:val="22"/>
+              </w:rPr>
+              <w:t>Puja Thapa</w:t>
+            </w:r>
           </w:p>
         </w:tc>
         <w:tc>
           <w:tcPr>
-            <w:tcW w:w="2019" w:type="dxa"/>
+            <w:tcW w:w="1276" w:type="dxa"/>
+            <w:vAlign w:val="center"/>
           </w:tcPr>
           <w:p>
             <w:pPr>
               <w:jc w:val="left"/>
               <w:rPr>
                 <w:rFonts w:ascii="Times New Roman" w:hAnsi="Times New Roman" w:cs="Times New Roman"/>
-                <w:sz w:val="24"/>
-                <w:szCs w:val="28"/>
+                <w:sz w:val="22"/>
               </w:rPr>
             </w:pPr>
+            <w:r>
+              <w:rPr>
+                <w:rFonts w:ascii="Times New Roman" w:eastAsia="Times New Roman" w:hAnsi="Times New Roman" w:cs="Times New Roman"/>
+                <w:sz w:val="22"/>
+              </w:rPr>
+              <w:t>48664111</w:t>
+            </w:r>
           </w:p>
         </w:tc>
         <w:tc>
           <w:tcPr>
-            <w:tcW w:w="2019" w:type="dxa"/>
+            <w:tcW w:w="4239" w:type="dxa"/>
+            <w:vAlign w:val="center"/>
           </w:tcPr>
           <w:p>
             <w:pPr>
               <w:jc w:val="left"/>
               <w:rPr>
                 <w:rFonts w:ascii="Times New Roman" w:hAnsi="Times New Roman" w:cs="Times New Roman"/>
-                <w:sz w:val="24"/>
-                <w:szCs w:val="28"/>
+                <w:sz w:val="22"/>
               </w:rPr>
             </w:pPr>
+            <w:hyperlink r:id="rId8">
+              <w:r>
+                <w:rPr>
+                  <w:rStyle w:val="Hyperlink"/>
+                  <w:rFonts w:ascii="Times New Roman" w:eastAsia="Times New Roman" w:hAnsi="Times New Roman" w:cs="Times New Roman"/>
+                  <w:sz w:val="22"/>
+                </w:rPr>
+                <w:t>puja.thapa@students.mq.edu.au</w:t>
+              </w:r>
+            </w:hyperlink>
           </w:p>
         </w:tc>
         <w:tc>
           <w:tcPr>
-            <w:tcW w:w="2019" w:type="dxa"/>
+            <w:tcW w:w="1218" w:type="dxa"/>
+            <w:vAlign w:val="center"/>
           </w:tcPr>
           <w:p>
             <w:pPr>
               <w:jc w:val="left"/>
               <w:rPr>
                 <w:rFonts w:ascii="Times New Roman" w:hAnsi="Times New Roman" w:cs="Times New Roman"/>
-                <w:sz w:val="24"/>
-                <w:szCs w:val="28"/>
+                <w:sz w:val="22"/>
               </w:rPr>
             </w:pPr>
+            <w:r>
+              <w:rPr>
+                <w:rFonts w:ascii="Times New Roman" w:hAnsi="Times New Roman" w:cs="Times New Roman"/>
+                <w:sz w:val="22"/>
+              </w:rPr>
+              <w:t>Task 1</w:t>
+            </w:r>
           </w:p>
         </w:tc>
       </w:tr>
       <w:tr>
         <w:trPr>
-          <w:trHeight w:val="508"/>
+          <w:trHeight w:val="530"/>
         </w:trPr>
         <w:tc>
           <w:tcPr>
-            <w:tcW w:w="2018" w:type="dxa"/>
+            <w:tcW w:w="2547" w:type="dxa"/>
+            <w:vAlign w:val="center"/>
           </w:tcPr>
           <w:p>
             <w:pPr>
               <w:jc w:val="left"/>
               <w:rPr>
                 <w:rFonts w:ascii="Times New Roman" w:hAnsi="Times New Roman" w:cs="Times New Roman"/>
-                <w:sz w:val="24"/>
-                <w:szCs w:val="28"/>
+                <w:sz w:val="22"/>
               </w:rPr>
             </w:pPr>
+            <w:r>
+              <w:rPr>
+                <w:rFonts w:ascii="Times New Roman" w:eastAsia="Times New Roman" w:hAnsi="Times New Roman" w:cs="Times New Roman"/>
+                <w:sz w:val="22"/>
+              </w:rPr>
+              <w:t>Xavier Thomas</w:t>
+            </w:r>
           </w:p>
         </w:tc>
         <w:tc>
           <w:tcPr>
-            <w:tcW w:w="2019" w:type="dxa"/>
+            <w:tcW w:w="1276" w:type="dxa"/>
+            <w:vAlign w:val="center"/>
           </w:tcPr>
           <w:p>
             <w:pPr>
               <w:jc w:val="left"/>
               <w:rPr>
                 <w:rFonts w:ascii="Times New Roman" w:hAnsi="Times New Roman" w:cs="Times New Roman"/>
-                <w:sz w:val="24"/>
-                <w:szCs w:val="28"/>
+                <w:sz w:val="22"/>
               </w:rPr>
             </w:pPr>
+            <w:r>
+              <w:rPr>
+                <w:rFonts w:ascii="Times New Roman" w:eastAsia="Times New Roman" w:hAnsi="Times New Roman" w:cs="Times New Roman"/>
+                <w:sz w:val="22"/>
+              </w:rPr>
+              <w:t>48655163</w:t>
+            </w:r>
           </w:p>
         </w:tc>
         <w:tc>
           <w:tcPr>
-            <w:tcW w:w="2019" w:type="dxa"/>
+            <w:tcW w:w="4239" w:type="dxa"/>
+            <w:vAlign w:val="center"/>
           </w:tcPr>
           <w:p>
             <w:pPr>
               <w:jc w:val="left"/>
               <w:rPr>
                 <w:rFonts w:ascii="Times New Roman" w:hAnsi="Times New Roman" w:cs="Times New Roman"/>
-                <w:sz w:val="24"/>
-                <w:szCs w:val="28"/>
+                <w:sz w:val="22"/>
               </w:rPr>
             </w:pPr>
+            <w:hyperlink r:id="rId9">
+              <w:r>
+                <w:rPr>
+                  <w:rStyle w:val="Hyperlink"/>
+                  <w:rFonts w:ascii="Times New Roman" w:eastAsia="Times New Roman" w:hAnsi="Times New Roman" w:cs="Times New Roman"/>
+                  <w:sz w:val="22"/>
+                </w:rPr>
+                <w:t>xavier.thomas@studnets.mq.edu.au</w:t>
+              </w:r>
+            </w:hyperlink>
           </w:p>
         </w:tc>
         <w:tc>
           <w:tcPr>
-            <w:tcW w:w="2019" w:type="dxa"/>
+            <w:tcW w:w="1218" w:type="dxa"/>
+            <w:vAlign w:val="center"/>
           </w:tcPr>
           <w:p>
             <w:pPr>
               <w:jc w:val="left"/>
               <w:rPr>
                 <w:rFonts w:ascii="Times New Roman" w:hAnsi="Times New Roman" w:cs="Times New Roman"/>
-                <w:sz w:val="24"/>
-                <w:szCs w:val="28"/>
+                <w:sz w:val="22"/>
               </w:rPr>
             </w:pPr>
+            <w:r>
+              <w:rPr>
+                <w:rFonts w:ascii="Times New Roman" w:hAnsi="Times New Roman" w:cs="Times New Roman"/>
+                <w:sz w:val="22"/>
+              </w:rPr>
+              <w:t>Task 3</w:t>
+            </w:r>
           </w:p>
         </w:tc>
       </w:tr>
@@ -492,7 +589,6 @@
           <w:ilvl w:val="0"/>
           <w:numId w:val="4"/>
         </w:numPr>
-        <w:jc w:val="left"/>
         <w:rPr>
           <w:rFonts w:ascii="Times New Roman" w:hAnsi="Times New Roman" w:cs="Times New Roman"/>
           <w:vanish/>
@@ -508,7 +604,6 @@
           <w:ilvl w:val="0"/>
           <w:numId w:val="4"/>
         </w:numPr>
-        <w:jc w:val="left"/>
         <w:rPr>
           <w:rFonts w:ascii="Times New Roman" w:hAnsi="Times New Roman" w:cs="Times New Roman"/>
           <w:vanish/>
@@ -526,7 +621,6 @@
         </w:numPr>
         <w:spacing w:before="240" w:line="480" w:lineRule="auto"/>
         <w:ind w:left="567"/>
-        <w:jc w:val="left"/>
         <w:rPr>
           <w:rFonts w:ascii="Times New Roman" w:hAnsi="Times New Roman" w:cs="Times New Roman"/>
           <w:b/>
@@ -547,7 +641,7 @@
       </w:r>
       <w:r>
         <w:rPr>
-          <w:rFonts w:ascii="Times New Roman" w:hAnsi="Times New Roman" w:cs="Times New Roman" w:hint="eastAsia"/>
+          <w:rFonts w:ascii="Times New Roman" w:hAnsi="Times New Roman" w:cs="Times New Roman"/>
           <w:b/>
           <w:bCs/>
           <w:sz w:val="24"/>
@@ -588,16 +682,241 @@
     </w:p>
     <w:p>
       <w:pPr>
+        <w:pStyle w:val="ListParagraph"/>
+        <w:spacing w:before="240" w:after="240"/>
+        <w:ind w:left="0"/>
+        <w:rPr>
+          <w:rFonts w:ascii="Times New Roman" w:eastAsia="Times New Roman" w:hAnsi="Times New Roman" w:cs="Times New Roman"/>
+        </w:rPr>
+      </w:pPr>
+      <w:r>
+        <w:rPr>
+          <w:rFonts w:ascii="Times New Roman" w:eastAsia="Times New Roman" w:hAnsi="Times New Roman" w:cs="Times New Roman"/>
+        </w:rPr>
+        <w:t>The programs are designed to run under python environment with standard libraries only, no external libraries are used. The environment specifications are listed below:</w:t>
+      </w:r>
+    </w:p>
+    <w:p>
+      <w:pPr>
+        <w:pStyle w:val="ListParagraph"/>
         <w:widowControl/>
-        <w:autoSpaceDE w:val="0"/>
-        <w:autoSpaceDN w:val="0"/>
-        <w:rPr>
-          <w:rFonts w:ascii="Times New Roman" w:hAnsi="Times New Roman" w:cs="Times New Roman"/>
-          <w:kern w:val="0"/>
+        <w:numPr>
+          <w:ilvl w:val="0"/>
+          <w:numId w:val="6"/>
+        </w:numPr>
+        <w:spacing w:line="279" w:lineRule="auto"/>
+        <w:ind w:left="720"/>
+        <w:rPr>
+          <w:rFonts w:ascii="Times New Roman" w:eastAsia="Times New Roman" w:hAnsi="Times New Roman" w:cs="Times New Roman"/>
           <w:sz w:val="22"/>
-          <w14:ligatures w14:val="none"/>
-        </w:rPr>
-      </w:pPr>
+        </w:rPr>
+      </w:pPr>
+      <w:r>
+        <w:rPr>
+          <w:rFonts w:ascii="Times New Roman" w:eastAsia="Times New Roman" w:hAnsi="Times New Roman" w:cs="Times New Roman"/>
+          <w:b/>
+          <w:bCs/>
+          <w:sz w:val="24"/>
+          <w:szCs w:val="24"/>
+        </w:rPr>
+        <w:t>Operating System:</w:t>
+      </w:r>
+      <w:r>
+        <w:rPr>
+          <w:rFonts w:ascii="Times New Roman" w:eastAsia="Times New Roman" w:hAnsi="Times New Roman" w:cs="Times New Roman"/>
+          <w:sz w:val="24"/>
+          <w:szCs w:val="24"/>
+        </w:rPr>
+        <w:t xml:space="preserve"> </w:t>
+      </w:r>
+      <w:r>
+        <w:rPr>
+          <w:rFonts w:ascii="Times New Roman" w:eastAsia="Times New Roman" w:hAnsi="Times New Roman" w:cs="Times New Roman"/>
+          <w:sz w:val="22"/>
+        </w:rPr>
+        <w:t>Any OS that supports python (Windows 10/11, macOS, or Linux)</w:t>
+      </w:r>
+    </w:p>
+    <w:p>
+      <w:pPr>
+        <w:pStyle w:val="ListParagraph"/>
+        <w:widowControl/>
+        <w:numPr>
+          <w:ilvl w:val="0"/>
+          <w:numId w:val="6"/>
+        </w:numPr>
+        <w:spacing w:line="279" w:lineRule="auto"/>
+        <w:ind w:left="720"/>
+        <w:rPr>
+          <w:rFonts w:ascii="Times New Roman" w:eastAsia="Times New Roman" w:hAnsi="Times New Roman" w:cs="Times New Roman"/>
+        </w:rPr>
+      </w:pPr>
+      <w:r>
+        <w:rPr>
+          <w:rFonts w:ascii="Times New Roman" w:eastAsia="Times New Roman" w:hAnsi="Times New Roman" w:cs="Times New Roman"/>
+          <w:b/>
+          <w:bCs/>
+          <w:sz w:val="24"/>
+          <w:szCs w:val="24"/>
+        </w:rPr>
+        <w:t>Python Version:</w:t>
+      </w:r>
+      <w:r>
+        <w:rPr>
+          <w:rFonts w:ascii="Times New Roman" w:eastAsia="Times New Roman" w:hAnsi="Times New Roman" w:cs="Times New Roman"/>
+          <w:sz w:val="24"/>
+          <w:szCs w:val="24"/>
+        </w:rPr>
+        <w:t xml:space="preserve"> </w:t>
+      </w:r>
+      <w:r>
+        <w:rPr>
+          <w:rFonts w:ascii="Times New Roman" w:eastAsia="Times New Roman" w:hAnsi="Times New Roman" w:cs="Times New Roman"/>
+          <w:sz w:val="22"/>
+        </w:rPr>
+        <w:t>3.8 or higher</w:t>
+      </w:r>
+    </w:p>
+    <w:p>
+      <w:pPr>
+        <w:pStyle w:val="ListParagraph"/>
+        <w:widowControl/>
+        <w:numPr>
+          <w:ilvl w:val="0"/>
+          <w:numId w:val="6"/>
+        </w:numPr>
+        <w:spacing w:line="279" w:lineRule="auto"/>
+        <w:ind w:left="720"/>
+        <w:rPr>
+          <w:rFonts w:ascii="Times New Roman" w:eastAsia="Times New Roman" w:hAnsi="Times New Roman" w:cs="Times New Roman"/>
+          <w:sz w:val="22"/>
+        </w:rPr>
+      </w:pPr>
+      <w:r>
+        <w:rPr>
+          <w:rFonts w:ascii="Times New Roman" w:eastAsia="Times New Roman" w:hAnsi="Times New Roman" w:cs="Times New Roman"/>
+          <w:b/>
+          <w:bCs/>
+        </w:rPr>
+        <w:t>Dependencies</w:t>
+      </w:r>
+      <w:r>
+        <w:rPr>
+          <w:rFonts w:ascii="Times New Roman" w:eastAsia="Times New Roman" w:hAnsi="Times New Roman" w:cs="Times New Roman"/>
+          <w:b/>
+          <w:bCs/>
+        </w:rPr>
+        <w:t>:</w:t>
+      </w:r>
+      <w:r>
+        <w:rPr>
+          <w:rFonts w:ascii="Times New Roman" w:eastAsia="Times New Roman" w:hAnsi="Times New Roman" w:cs="Times New Roman"/>
+        </w:rPr>
+        <w:t xml:space="preserve"> </w:t>
+      </w:r>
+      <w:r>
+        <w:rPr>
+          <w:rFonts w:ascii="Times New Roman" w:eastAsia="Times New Roman" w:hAnsi="Times New Roman" w:cs="Times New Roman"/>
+          <w:sz w:val="22"/>
+        </w:rPr>
+        <w:t xml:space="preserve">sys, math, time. All are part of Python’s standard </w:t>
+      </w:r>
+      <w:proofErr w:type="gramStart"/>
+      <w:r>
+        <w:rPr>
+          <w:rFonts w:ascii="Times New Roman" w:eastAsia="Times New Roman" w:hAnsi="Times New Roman" w:cs="Times New Roman"/>
+          <w:sz w:val="22"/>
+        </w:rPr>
+        <w:t>library,</w:t>
+      </w:r>
+      <w:proofErr w:type="gramEnd"/>
+      <w:r>
+        <w:rPr>
+          <w:rFonts w:ascii="Times New Roman" w:eastAsia="Times New Roman" w:hAnsi="Times New Roman" w:cs="Times New Roman"/>
+          <w:sz w:val="22"/>
+        </w:rPr>
+        <w:t xml:space="preserve"> no installation is needed.</w:t>
+      </w:r>
+    </w:p>
+    <w:p>
+      <w:pPr>
+        <w:pStyle w:val="ListParagraph"/>
+        <w:widowControl/>
+        <w:numPr>
+          <w:ilvl w:val="0"/>
+          <w:numId w:val="6"/>
+        </w:numPr>
+        <w:spacing w:line="279" w:lineRule="auto"/>
+        <w:ind w:left="720"/>
+        <w:rPr>
+          <w:rFonts w:ascii="Times New Roman" w:eastAsia="Times New Roman" w:hAnsi="Times New Roman" w:cs="Times New Roman"/>
+        </w:rPr>
+      </w:pPr>
+      <w:r>
+        <w:rPr>
+          <w:rFonts w:ascii="Times New Roman" w:eastAsia="Times New Roman" w:hAnsi="Times New Roman" w:cs="Times New Roman"/>
+          <w:b/>
+          <w:bCs/>
+          <w:sz w:val="24"/>
+          <w:szCs w:val="24"/>
+        </w:rPr>
+        <w:t>CPU:</w:t>
+      </w:r>
+      <w:r>
+        <w:rPr>
+          <w:rFonts w:ascii="Times New Roman" w:eastAsia="Times New Roman" w:hAnsi="Times New Roman" w:cs="Times New Roman"/>
+          <w:sz w:val="24"/>
+          <w:szCs w:val="24"/>
+        </w:rPr>
+        <w:t xml:space="preserve"> Any standard CPU</w:t>
+      </w:r>
+    </w:p>
+    <w:p>
+      <w:pPr>
+        <w:pStyle w:val="ListParagraph"/>
+        <w:widowControl/>
+        <w:numPr>
+          <w:ilvl w:val="0"/>
+          <w:numId w:val="6"/>
+        </w:numPr>
+        <w:spacing w:line="279" w:lineRule="auto"/>
+        <w:ind w:left="720"/>
+        <w:rPr>
+          <w:rFonts w:ascii="Times New Roman" w:eastAsia="Times New Roman" w:hAnsi="Times New Roman" w:cs="Times New Roman"/>
+        </w:rPr>
+      </w:pPr>
+      <w:r>
+        <w:rPr>
+          <w:rFonts w:ascii="Times New Roman" w:eastAsia="Times New Roman" w:hAnsi="Times New Roman" w:cs="Times New Roman"/>
+          <w:b/>
+          <w:bCs/>
+          <w:sz w:val="24"/>
+          <w:szCs w:val="24"/>
+        </w:rPr>
+        <w:t>Memory:</w:t>
+      </w:r>
+      <w:r>
+        <w:rPr>
+          <w:rFonts w:ascii="Times New Roman" w:eastAsia="Times New Roman" w:hAnsi="Times New Roman" w:cs="Times New Roman"/>
+          <w:sz w:val="24"/>
+          <w:szCs w:val="24"/>
+        </w:rPr>
+        <w:t xml:space="preserve"> Minimum </w:t>
+      </w:r>
+      <w:r>
+        <w:rPr>
+          <w:rFonts w:ascii="Times New Roman" w:eastAsia="Times New Roman" w:hAnsi="Times New Roman" w:cs="Times New Roman"/>
+        </w:rPr>
+        <w:t>2</w:t>
+      </w:r>
+      <w:r>
+        <w:rPr>
+          <w:rFonts w:ascii="Times New Roman" w:eastAsia="Times New Roman" w:hAnsi="Times New Roman" w:cs="Times New Roman"/>
+          <w:sz w:val="24"/>
+          <w:szCs w:val="24"/>
+        </w:rPr>
+        <w:t xml:space="preserve"> GB RAM</w:t>
+      </w:r>
     </w:p>
     <w:p>
       <w:pPr>
@@ -608,38 +927,27 @@
         </w:numPr>
         <w:spacing w:line="480" w:lineRule="auto"/>
         <w:ind w:left="567"/>
-        <w:jc w:val="left"/>
-        <w:rPr>
-          <w:rFonts w:ascii="Times New Roman" w:hAnsi="Times New Roman" w:cs="Times New Roman"/>
-          <w:b/>
-          <w:bCs/>
-          <w:sz w:val="24"/>
-          <w:szCs w:val="28"/>
-        </w:rPr>
-      </w:pPr>
-      <w:r>
-        <w:rPr>
-          <w:rFonts w:ascii="Times New Roman" w:hAnsi="Times New Roman" w:cs="Times New Roman" w:hint="eastAsia"/>
-          <w:b/>
-          <w:bCs/>
-          <w:sz w:val="24"/>
-          <w:szCs w:val="28"/>
-        </w:rPr>
-        <w:t>I</w:t>
-      </w:r>
-      <w:r>
-        <w:rPr>
-          <w:rFonts w:ascii="Times New Roman" w:hAnsi="Times New Roman" w:cs="Times New Roman"/>
-          <w:b/>
-          <w:bCs/>
-          <w:sz w:val="24"/>
-          <w:szCs w:val="28"/>
-        </w:rPr>
-        <w:t xml:space="preserve">nput </w:t>
-      </w:r>
-      <w:r>
-        <w:rPr>
-          <w:rFonts w:ascii="Times New Roman" w:hAnsi="Times New Roman" w:cs="Times New Roman" w:hint="eastAsia"/>
+        <w:rPr>
+          <w:rFonts w:ascii="Times New Roman" w:hAnsi="Times New Roman" w:cs="Times New Roman"/>
+          <w:b/>
+          <w:bCs/>
+          <w:sz w:val="24"/>
+          <w:szCs w:val="28"/>
+        </w:rPr>
+      </w:pPr>
+      <w:r>
+        <w:rPr>
+          <w:rFonts w:ascii="Times New Roman" w:hAnsi="Times New Roman" w:cs="Times New Roman"/>
+          <w:b/>
+          <w:bCs/>
+          <w:sz w:val="24"/>
+          <w:szCs w:val="28"/>
+        </w:rPr>
+        <w:t xml:space="preserve">Input </w:t>
+      </w:r>
+      <w:r>
+        <w:rPr>
+          <w:rFonts w:ascii="Times New Roman" w:hAnsi="Times New Roman" w:cs="Times New Roman"/>
           <w:b/>
           <w:bCs/>
           <w:sz w:val="24"/>
@@ -659,7 +967,7 @@
       </w:r>
       <w:r>
         <w:rPr>
-          <w:rFonts w:ascii="Times New Roman" w:hAnsi="Times New Roman" w:cs="Times New Roman" w:hint="eastAsia"/>
+          <w:rFonts w:ascii="Times New Roman" w:hAnsi="Times New Roman" w:cs="Times New Roman"/>
           <w:b/>
           <w:bCs/>
           <w:sz w:val="24"/>
@@ -696,20 +1004,482 @@
           <w:szCs w:val="28"/>
         </w:rPr>
         <w:t>)</w:t>
+      </w:r>
+    </w:p>
+    <w:tbl>
+      <w:tblPr>
+        <w:tblStyle w:val="TableGrid"/>
+        <w:tblW w:w="8668" w:type="dxa"/>
+        <w:tblLayout w:type="fixed"/>
+        <w:tblLook w:val="06A0" w:firstRow="1" w:lastRow="0" w:firstColumn="1" w:lastColumn="0" w:noHBand="1" w:noVBand="1"/>
+      </w:tblPr>
+      <w:tblGrid>
+        <w:gridCol w:w="3397"/>
+        <w:gridCol w:w="3261"/>
+        <w:gridCol w:w="2010"/>
+      </w:tblGrid>
+      <w:tr>
+        <w:trPr>
+          <w:trHeight w:val="294"/>
+        </w:trPr>
+        <w:tc>
+          <w:tcPr>
+            <w:tcW w:w="3397" w:type="dxa"/>
+            <w:vAlign w:val="center"/>
+          </w:tcPr>
+          <w:p>
+            <w:pPr>
+              <w:jc w:val="left"/>
+              <w:rPr>
+                <w:rFonts w:ascii="Times New Roman" w:eastAsia="Times New Roman" w:hAnsi="Times New Roman" w:cs="Times New Roman"/>
+                <w:b/>
+                <w:bCs/>
+              </w:rPr>
+            </w:pPr>
+            <w:r>
+              <w:rPr>
+                <w:rFonts w:ascii="Times New Roman" w:eastAsia="Times New Roman" w:hAnsi="Times New Roman" w:cs="Times New Roman"/>
+                <w:b/>
+                <w:bCs/>
+              </w:rPr>
+              <w:t>Task</w:t>
+            </w:r>
+          </w:p>
+        </w:tc>
+        <w:tc>
+          <w:tcPr>
+            <w:tcW w:w="3261" w:type="dxa"/>
+            <w:vAlign w:val="center"/>
+          </w:tcPr>
+          <w:p>
+            <w:pPr>
+              <w:jc w:val="left"/>
+              <w:rPr>
+                <w:rFonts w:ascii="Times New Roman" w:eastAsia="Times New Roman" w:hAnsi="Times New Roman" w:cs="Times New Roman"/>
+                <w:b/>
+                <w:bCs/>
+              </w:rPr>
+            </w:pPr>
+            <w:r>
+              <w:rPr>
+                <w:rFonts w:ascii="Times New Roman" w:eastAsia="Times New Roman" w:hAnsi="Times New Roman" w:cs="Times New Roman"/>
+                <w:b/>
+                <w:bCs/>
+              </w:rPr>
+              <w:t>Input Files</w:t>
+            </w:r>
+          </w:p>
+        </w:tc>
+        <w:tc>
+          <w:tcPr>
+            <w:tcW w:w="2010" w:type="dxa"/>
+            <w:vAlign w:val="center"/>
+          </w:tcPr>
+          <w:p>
+            <w:pPr>
+              <w:jc w:val="left"/>
+              <w:rPr>
+                <w:rFonts w:ascii="Times New Roman" w:eastAsia="Times New Roman" w:hAnsi="Times New Roman" w:cs="Times New Roman"/>
+                <w:b/>
+                <w:bCs/>
+              </w:rPr>
+            </w:pPr>
+            <w:r>
+              <w:rPr>
+                <w:rFonts w:ascii="Times New Roman" w:eastAsia="Times New Roman" w:hAnsi="Times New Roman" w:cs="Times New Roman"/>
+                <w:b/>
+                <w:bCs/>
+              </w:rPr>
+              <w:t>Command</w:t>
+            </w:r>
+          </w:p>
+        </w:tc>
+      </w:tr>
+      <w:tr>
+        <w:trPr>
+          <w:trHeight w:val="294"/>
+        </w:trPr>
+        <w:tc>
+          <w:tcPr>
+            <w:tcW w:w="3397" w:type="dxa"/>
+            <w:vAlign w:val="center"/>
+          </w:tcPr>
+          <w:p>
+            <w:pPr>
+              <w:jc w:val="left"/>
+              <w:rPr>
+                <w:rFonts w:ascii="Times New Roman" w:eastAsia="Times New Roman" w:hAnsi="Times New Roman" w:cs="Times New Roman"/>
+                <w:b/>
+                <w:bCs/>
+              </w:rPr>
+            </w:pPr>
+            <w:r>
+              <w:rPr>
+                <w:rFonts w:ascii="Times New Roman" w:eastAsia="Times New Roman" w:hAnsi="Times New Roman" w:cs="Times New Roman"/>
+                <w:b/>
+                <w:bCs/>
+              </w:rPr>
+              <w:t>Task 1 (Nearest Neighbor Search)</w:t>
+            </w:r>
+          </w:p>
+        </w:tc>
+        <w:tc>
+          <w:tcPr>
+            <w:tcW w:w="3261" w:type="dxa"/>
+            <w:vAlign w:val="center"/>
+          </w:tcPr>
+          <w:p>
+            <w:pPr>
+              <w:jc w:val="left"/>
+              <w:rPr>
+                <w:rFonts w:ascii="Times New Roman" w:eastAsia="Times New Roman" w:hAnsi="Times New Roman" w:cs="Times New Roman"/>
+              </w:rPr>
+            </w:pPr>
+            <w:r>
+              <w:rPr>
+                <w:rFonts w:ascii="Times New Roman" w:eastAsia="Times New Roman" w:hAnsi="Times New Roman" w:cs="Times New Roman"/>
+                <w:b/>
+                <w:bCs/>
+              </w:rPr>
+              <w:t>Dataset:</w:t>
+            </w:r>
+            <w:r>
+              <w:rPr>
+                <w:rFonts w:ascii="Times New Roman" w:eastAsia="Times New Roman" w:hAnsi="Times New Roman" w:cs="Times New Roman"/>
+              </w:rPr>
+              <w:t xml:space="preserve"> parking.txt</w:t>
+            </w:r>
+          </w:p>
+          <w:p>
+            <w:pPr>
+              <w:rPr>
+                <w:rFonts w:ascii="Times New Roman" w:eastAsia="Times New Roman" w:hAnsi="Times New Roman" w:cs="Times New Roman"/>
+              </w:rPr>
+            </w:pPr>
+            <w:r>
+              <w:rPr>
+                <w:rFonts w:ascii="Times New Roman" w:eastAsia="Times New Roman" w:hAnsi="Times New Roman" w:cs="Times New Roman"/>
+                <w:b/>
+                <w:bCs/>
+              </w:rPr>
+              <w:t>Query:</w:t>
+            </w:r>
+            <w:r>
+              <w:rPr>
+                <w:rFonts w:ascii="Times New Roman" w:eastAsia="Times New Roman" w:hAnsi="Times New Roman" w:cs="Times New Roman"/>
+              </w:rPr>
+              <w:t xml:space="preserve"> query_points.txt</w:t>
+            </w:r>
+          </w:p>
+          <w:p>
+            <w:pPr>
+              <w:rPr>
+                <w:rFonts w:ascii="Times New Roman" w:eastAsia="Times New Roman" w:hAnsi="Times New Roman" w:cs="Times New Roman"/>
+              </w:rPr>
+            </w:pPr>
+            <w:r>
+              <w:rPr>
+                <w:rFonts w:ascii="Times New Roman" w:eastAsia="Times New Roman" w:hAnsi="Times New Roman" w:cs="Times New Roman"/>
+                <w:b/>
+                <w:bCs/>
+              </w:rPr>
+              <w:t xml:space="preserve">Input Directory: </w:t>
+            </w:r>
+            <w:r>
+              <w:rPr>
+                <w:rFonts w:ascii="Times New Roman" w:eastAsia="Times New Roman" w:hAnsi="Times New Roman" w:cs="Times New Roman"/>
+              </w:rPr>
+              <w:t>Task1_Datasets</w:t>
+            </w:r>
+          </w:p>
+          <w:p>
+            <w:pPr>
+              <w:rPr>
+                <w:rFonts w:ascii="Times New Roman" w:eastAsia="Times New Roman" w:hAnsi="Times New Roman" w:cs="Times New Roman"/>
+              </w:rPr>
+            </w:pPr>
+            <w:r>
+              <w:rPr>
+                <w:rFonts w:ascii="Times New Roman" w:eastAsia="Times New Roman" w:hAnsi="Times New Roman" w:cs="Times New Roman"/>
+                <w:b/>
+                <w:bCs/>
+              </w:rPr>
+              <w:t xml:space="preserve">Key Parameter: </w:t>
+            </w:r>
+            <w:r>
+              <w:rPr>
+                <w:rFonts w:ascii="Times New Roman" w:eastAsia="Times New Roman" w:hAnsi="Times New Roman" w:cs="Times New Roman"/>
+              </w:rPr>
+              <w:t>B = 4, maximum capacity of a node in the R-Tree</w:t>
+            </w:r>
+          </w:p>
+        </w:tc>
+        <w:tc>
+          <w:tcPr>
+            <w:tcW w:w="2010" w:type="dxa"/>
+            <w:vAlign w:val="center"/>
+          </w:tcPr>
+          <w:p>
+            <w:pPr>
+              <w:jc w:val="left"/>
+              <w:rPr>
+                <w:rFonts w:ascii="Times New Roman" w:eastAsia="Times New Roman" w:hAnsi="Times New Roman" w:cs="Times New Roman"/>
+              </w:rPr>
+            </w:pPr>
+            <w:r>
+              <w:rPr>
+                <w:rFonts w:ascii="Times New Roman" w:eastAsia="Times New Roman" w:hAnsi="Times New Roman" w:cs="Times New Roman"/>
+              </w:rPr>
+              <w:t xml:space="preserve">python Task1.py </w:t>
+            </w:r>
+          </w:p>
+        </w:tc>
+      </w:tr>
+      <w:tr>
+        <w:trPr>
+          <w:trHeight w:val="294"/>
+        </w:trPr>
+        <w:tc>
+          <w:tcPr>
+            <w:tcW w:w="3397" w:type="dxa"/>
+            <w:vAlign w:val="center"/>
+          </w:tcPr>
+          <w:p>
+            <w:pPr>
+              <w:jc w:val="left"/>
+              <w:rPr>
+                <w:rFonts w:ascii="Times New Roman" w:eastAsia="Times New Roman" w:hAnsi="Times New Roman" w:cs="Times New Roman"/>
+                <w:b/>
+                <w:bCs/>
+              </w:rPr>
+            </w:pPr>
+            <w:r>
+              <w:rPr>
+                <w:rFonts w:ascii="Times New Roman" w:eastAsia="Times New Roman" w:hAnsi="Times New Roman" w:cs="Times New Roman"/>
+                <w:b/>
+                <w:bCs/>
+              </w:rPr>
+              <w:t>Task 2 (Skyline Search)</w:t>
+            </w:r>
+          </w:p>
+        </w:tc>
+        <w:tc>
+          <w:tcPr>
+            <w:tcW w:w="3261" w:type="dxa"/>
+            <w:vAlign w:val="center"/>
+          </w:tcPr>
+          <w:p>
+            <w:pPr>
+              <w:rPr>
+                <w:rFonts w:ascii="Times New Roman" w:eastAsia="Times New Roman" w:hAnsi="Times New Roman" w:cs="Times New Roman"/>
+              </w:rPr>
+            </w:pPr>
+            <w:r>
+              <w:rPr>
+                <w:rFonts w:ascii="Times New Roman" w:eastAsia="Times New Roman" w:hAnsi="Times New Roman" w:cs="Times New Roman"/>
+                <w:b/>
+                <w:bCs/>
+              </w:rPr>
+              <w:t>Dataset:</w:t>
+            </w:r>
+            <w:r>
+              <w:rPr>
+                <w:rFonts w:ascii="Times New Roman" w:eastAsia="Times New Roman" w:hAnsi="Times New Roman" w:cs="Times New Roman"/>
+              </w:rPr>
+              <w:t xml:space="preserve"> city3.txt </w:t>
+            </w:r>
+          </w:p>
+          <w:p>
+            <w:pPr>
+              <w:jc w:val="left"/>
+              <w:rPr>
+                <w:rFonts w:ascii="Times New Roman" w:eastAsia="Times New Roman" w:hAnsi="Times New Roman" w:cs="Times New Roman"/>
+              </w:rPr>
+            </w:pPr>
+            <w:r>
+              <w:rPr>
+                <w:rFonts w:ascii="Times New Roman" w:eastAsia="Times New Roman" w:hAnsi="Times New Roman" w:cs="Times New Roman"/>
+                <w:b/>
+                <w:bCs/>
+              </w:rPr>
+              <w:t xml:space="preserve">Input Directory: </w:t>
+            </w:r>
+            <w:r>
+              <w:rPr>
+                <w:rFonts w:ascii="Times New Roman" w:eastAsia="Times New Roman" w:hAnsi="Times New Roman" w:cs="Times New Roman"/>
+              </w:rPr>
+              <w:t>Task2_Datasets</w:t>
+            </w:r>
+          </w:p>
+          <w:p>
+            <w:pPr>
+              <w:jc w:val="left"/>
+              <w:rPr>
+                <w:rFonts w:ascii="Times New Roman" w:eastAsia="Times New Roman" w:hAnsi="Times New Roman" w:cs="Times New Roman"/>
+              </w:rPr>
+            </w:pPr>
+            <w:r>
+              <w:rPr>
+                <w:rFonts w:ascii="Times New Roman" w:eastAsia="Times New Roman" w:hAnsi="Times New Roman" w:cs="Times New Roman"/>
+                <w:b/>
+                <w:bCs/>
+              </w:rPr>
+              <w:t xml:space="preserve">Key Parameter: </w:t>
+            </w:r>
+            <w:r>
+              <w:rPr>
+                <w:rFonts w:ascii="Times New Roman" w:eastAsia="Times New Roman" w:hAnsi="Times New Roman" w:cs="Times New Roman"/>
+              </w:rPr>
+              <w:t>B = 4, maximum capacity of a node in the R-Tree</w:t>
+            </w:r>
+          </w:p>
+        </w:tc>
+        <w:tc>
+          <w:tcPr>
+            <w:tcW w:w="2010" w:type="dxa"/>
+            <w:vAlign w:val="center"/>
+          </w:tcPr>
+          <w:p>
+            <w:pPr>
+              <w:jc w:val="left"/>
+              <w:rPr>
+                <w:rFonts w:ascii="Times New Roman" w:eastAsia="Times New Roman" w:hAnsi="Times New Roman" w:cs="Times New Roman"/>
+              </w:rPr>
+            </w:pPr>
+            <w:r>
+              <w:rPr>
+                <w:rFonts w:ascii="Times New Roman" w:eastAsia="Times New Roman" w:hAnsi="Times New Roman" w:cs="Times New Roman"/>
+              </w:rPr>
+              <w:t>python Task2.py</w:t>
+            </w:r>
+          </w:p>
+        </w:tc>
+      </w:tr>
+    </w:tbl>
+    <w:p>
+      <w:pPr>
+        <w:spacing w:line="480" w:lineRule="auto"/>
+        <w:rPr>
+          <w:rFonts w:ascii="Times New Roman" w:hAnsi="Times New Roman" w:cs="Times New Roman"/>
+          <w:b/>
+          <w:bCs/>
+          <w:sz w:val="24"/>
+          <w:szCs w:val="28"/>
+        </w:rPr>
+      </w:pPr>
+      <w:r>
+        <w:rPr>
+          <w:rFonts w:ascii="Times New Roman" w:hAnsi="Times New Roman" w:cs="Times New Roman"/>
+          <w:b/>
+          <w:bCs/>
+          <w:sz w:val="24"/>
+          <w:szCs w:val="28"/>
+        </w:rPr>
+        <w:tab/>
+        <w:t>Output Directories:</w:t>
       </w:r>
     </w:p>
     <w:p>
       <w:pPr>
-        <w:widowControl/>
-        <w:autoSpaceDE w:val="0"/>
-        <w:autoSpaceDN w:val="0"/>
-        <w:rPr>
-          <w:rFonts w:ascii="Times New Roman" w:hAnsi="Times New Roman" w:cs="Times New Roman"/>
-          <w:kern w:val="0"/>
-          <w:sz w:val="22"/>
-          <w14:ligatures w14:val="none"/>
-        </w:rPr>
-      </w:pPr>
+        <w:pStyle w:val="ListParagraph"/>
+        <w:numPr>
+          <w:ilvl w:val="0"/>
+          <w:numId w:val="7"/>
+        </w:numPr>
+        <w:spacing w:line="480" w:lineRule="auto"/>
+        <w:rPr>
+          <w:rFonts w:ascii="Times New Roman" w:hAnsi="Times New Roman" w:cs="Times New Roman"/>
+          <w:sz w:val="24"/>
+          <w:szCs w:val="28"/>
+        </w:rPr>
+      </w:pPr>
+      <w:r>
+        <w:rPr>
+          <w:rFonts w:ascii="Times New Roman" w:hAnsi="Times New Roman" w:cs="Times New Roman"/>
+          <w:b/>
+          <w:bCs/>
+          <w:sz w:val="24"/>
+          <w:szCs w:val="28"/>
+        </w:rPr>
+        <w:t>Task 1:</w:t>
+      </w:r>
+      <w:r>
+        <w:rPr>
+          <w:rFonts w:ascii="Times New Roman" w:hAnsi="Times New Roman" w:cs="Times New Roman"/>
+          <w:sz w:val="24"/>
+          <w:szCs w:val="28"/>
+        </w:rPr>
+        <w:t xml:space="preserve"> Results saved to ‘Task1_Results’</w:t>
+      </w:r>
+    </w:p>
+    <w:p>
+      <w:pPr>
+        <w:pStyle w:val="ListParagraph"/>
+        <w:numPr>
+          <w:ilvl w:val="0"/>
+          <w:numId w:val="7"/>
+        </w:numPr>
+        <w:spacing w:line="480" w:lineRule="auto"/>
+        <w:rPr>
+          <w:rFonts w:ascii="Times New Roman" w:hAnsi="Times New Roman" w:cs="Times New Roman"/>
+          <w:sz w:val="24"/>
+          <w:szCs w:val="28"/>
+        </w:rPr>
+      </w:pPr>
+      <w:r>
+        <w:rPr>
+          <w:rFonts w:ascii="Times New Roman" w:hAnsi="Times New Roman" w:cs="Times New Roman"/>
+          <w:b/>
+          <w:bCs/>
+          <w:sz w:val="24"/>
+          <w:szCs w:val="28"/>
+        </w:rPr>
+        <w:t xml:space="preserve">Task </w:t>
+      </w:r>
+      <w:r>
+        <w:rPr>
+          <w:rFonts w:ascii="Times New Roman" w:hAnsi="Times New Roman" w:cs="Times New Roman"/>
+          <w:b/>
+          <w:bCs/>
+          <w:sz w:val="24"/>
+          <w:szCs w:val="28"/>
+        </w:rPr>
+        <w:t>2</w:t>
+      </w:r>
+      <w:r>
+        <w:rPr>
+          <w:rFonts w:ascii="Times New Roman" w:hAnsi="Times New Roman" w:cs="Times New Roman"/>
+          <w:b/>
+          <w:bCs/>
+          <w:sz w:val="24"/>
+          <w:szCs w:val="28"/>
+        </w:rPr>
+        <w:t>:</w:t>
+      </w:r>
+      <w:r>
+        <w:rPr>
+          <w:rFonts w:ascii="Times New Roman" w:hAnsi="Times New Roman" w:cs="Times New Roman"/>
+          <w:sz w:val="24"/>
+          <w:szCs w:val="28"/>
+        </w:rPr>
+        <w:t xml:space="preserve"> Results saved to ‘Task</w:t>
+      </w:r>
+      <w:r>
+        <w:rPr>
+          <w:rFonts w:ascii="Times New Roman" w:hAnsi="Times New Roman" w:cs="Times New Roman"/>
+          <w:sz w:val="24"/>
+          <w:szCs w:val="28"/>
+        </w:rPr>
+        <w:t>2</w:t>
+      </w:r>
+      <w:r>
+        <w:rPr>
+          <w:rFonts w:ascii="Times New Roman" w:hAnsi="Times New Roman" w:cs="Times New Roman"/>
+          <w:sz w:val="24"/>
+          <w:szCs w:val="28"/>
+        </w:rPr>
+        <w:t>_Results’</w:t>
+      </w:r>
     </w:p>
     <w:p>
       <w:pPr>
@@ -720,38 +1490,27 @@
         </w:numPr>
         <w:spacing w:line="480" w:lineRule="auto"/>
         <w:ind w:left="567"/>
-        <w:jc w:val="left"/>
-        <w:rPr>
-          <w:rFonts w:ascii="Times New Roman" w:hAnsi="Times New Roman" w:cs="Times New Roman"/>
-          <w:b/>
-          <w:bCs/>
-          <w:sz w:val="24"/>
-          <w:szCs w:val="28"/>
-        </w:rPr>
-      </w:pPr>
-      <w:r>
-        <w:rPr>
-          <w:rFonts w:ascii="Times New Roman" w:hAnsi="Times New Roman" w:cs="Times New Roman"/>
-          <w:b/>
-          <w:bCs/>
-          <w:sz w:val="24"/>
-          <w:szCs w:val="28"/>
-        </w:rPr>
-        <w:t>Additional</w:t>
-      </w:r>
-      <w:r>
-        <w:rPr>
-          <w:rFonts w:ascii="Times New Roman" w:hAnsi="Times New Roman" w:cs="Times New Roman" w:hint="eastAsia"/>
-          <w:b/>
-          <w:bCs/>
-          <w:sz w:val="24"/>
-          <w:szCs w:val="28"/>
-        </w:rPr>
-        <w:t xml:space="preserve"> </w:t>
-      </w:r>
-      <w:r>
-        <w:rPr>
-          <w:rFonts w:ascii="Times New Roman" w:hAnsi="Times New Roman" w:cs="Times New Roman" w:hint="eastAsia"/>
+        <w:rPr>
+          <w:rFonts w:ascii="Times New Roman" w:hAnsi="Times New Roman" w:cs="Times New Roman"/>
+          <w:b/>
+          <w:bCs/>
+          <w:sz w:val="24"/>
+          <w:szCs w:val="28"/>
+        </w:rPr>
+      </w:pPr>
+      <w:r>
+        <w:rPr>
+          <w:rFonts w:ascii="Times New Roman" w:hAnsi="Times New Roman" w:cs="Times New Roman"/>
+          <w:b/>
+          <w:bCs/>
+          <w:sz w:val="24"/>
+          <w:szCs w:val="28"/>
+        </w:rPr>
+        <w:t xml:space="preserve">Additional </w:t>
+      </w:r>
+      <w:r>
+        <w:rPr>
+          <w:rFonts w:ascii="Times New Roman" w:hAnsi="Times New Roman" w:cs="Times New Roman"/>
           <w:b/>
           <w:bCs/>
           <w:sz w:val="24"/>
@@ -782,6 +1541,123 @@
           <w14:ligatures w14:val="none"/>
         </w:rPr>
       </w:pPr>
+      <w:r>
+        <w:rPr>
+          <w:rFonts w:ascii="Times New Roman" w:hAnsi="Times New Roman" w:cs="Times New Roman"/>
+          <w:kern w:val="0"/>
+          <w:sz w:val="22"/>
+          <w14:ligatures w14:val="none"/>
+        </w:rPr>
+        <w:lastRenderedPageBreak/>
+        <w:t>Before the execution, the input and output directories (Task1Datasets/, Task2Datasets/, Task1Results/, Task2Results/) should be created and the appropriate data files should be stored in those directories.</w:t>
+      </w:r>
+    </w:p>
+    <w:p>
+      <w:pPr>
+        <w:widowControl/>
+        <w:autoSpaceDE w:val="0"/>
+        <w:autoSpaceDN w:val="0"/>
+        <w:rPr>
+          <w:rFonts w:ascii="Times New Roman" w:hAnsi="Times New Roman" w:cs="Times New Roman"/>
+          <w:kern w:val="0"/>
+          <w:sz w:val="22"/>
+          <w14:ligatures w14:val="none"/>
+        </w:rPr>
+      </w:pPr>
+    </w:p>
+    <w:p>
+      <w:pPr>
+        <w:widowControl/>
+        <w:autoSpaceDE w:val="0"/>
+        <w:autoSpaceDN w:val="0"/>
+        <w:rPr>
+          <w:rFonts w:ascii="Times New Roman" w:hAnsi="Times New Roman" w:cs="Times New Roman"/>
+          <w:kern w:val="0"/>
+          <w:sz w:val="22"/>
+          <w14:ligatures w14:val="none"/>
+        </w:rPr>
+      </w:pPr>
+      <w:r>
+        <w:rPr>
+          <w:rFonts w:ascii="Times New Roman" w:hAnsi="Times New Roman" w:cs="Times New Roman"/>
+          <w:kern w:val="0"/>
+          <w:sz w:val="22"/>
+          <w14:ligatures w14:val="none"/>
+        </w:rPr>
+        <w:t xml:space="preserve">The programs do not involve the user </w:t>
+      </w:r>
+      <w:r>
+        <w:rPr>
+          <w:rFonts w:ascii="Times New Roman" w:hAnsi="Times New Roman" w:cs="Times New Roman"/>
+          <w:kern w:val="0"/>
+          <w:sz w:val="22"/>
+          <w14:ligatures w14:val="none"/>
+        </w:rPr>
+        <w:t>interaction;</w:t>
+      </w:r>
+      <w:r>
+        <w:rPr>
+          <w:rFonts w:ascii="Times New Roman" w:hAnsi="Times New Roman" w:cs="Times New Roman"/>
+          <w:kern w:val="0"/>
+          <w:sz w:val="22"/>
+          <w14:ligatures w14:val="none"/>
+        </w:rPr>
+        <w:t xml:space="preserve"> it </w:t>
+      </w:r>
+      <w:r>
+        <w:rPr>
+          <w:rFonts w:ascii="Times New Roman" w:hAnsi="Times New Roman" w:cs="Times New Roman"/>
+          <w:kern w:val="0"/>
+          <w:sz w:val="22"/>
+          <w14:ligatures w14:val="none"/>
+        </w:rPr>
+        <w:t>operates</w:t>
+      </w:r>
+      <w:r>
+        <w:rPr>
+          <w:rFonts w:ascii="Times New Roman" w:hAnsi="Times New Roman" w:cs="Times New Roman"/>
+          <w:kern w:val="0"/>
+          <w:sz w:val="22"/>
+          <w14:ligatures w14:val="none"/>
+        </w:rPr>
+        <w:t xml:space="preserve"> immediately </w:t>
+      </w:r>
+      <w:r>
+        <w:rPr>
+          <w:rFonts w:ascii="Times New Roman" w:hAnsi="Times New Roman" w:cs="Times New Roman"/>
+          <w:kern w:val="0"/>
+          <w:sz w:val="22"/>
+          <w14:ligatures w14:val="none"/>
+        </w:rPr>
+        <w:t xml:space="preserve">once </w:t>
+      </w:r>
+      <w:r>
+        <w:rPr>
+          <w:rFonts w:ascii="Times New Roman" w:hAnsi="Times New Roman" w:cs="Times New Roman"/>
+          <w:kern w:val="0"/>
+          <w:sz w:val="22"/>
+          <w14:ligatures w14:val="none"/>
+        </w:rPr>
+        <w:t>start</w:t>
+      </w:r>
+      <w:r>
+        <w:rPr>
+          <w:rFonts w:ascii="Times New Roman" w:hAnsi="Times New Roman" w:cs="Times New Roman"/>
+          <w:kern w:val="0"/>
+          <w:sz w:val="22"/>
+          <w14:ligatures w14:val="none"/>
+        </w:rPr>
+        <w:t>ed</w:t>
+      </w:r>
+      <w:r>
+        <w:rPr>
+          <w:rFonts w:ascii="Times New Roman" w:hAnsi="Times New Roman" w:cs="Times New Roman"/>
+          <w:kern w:val="0"/>
+          <w:sz w:val="22"/>
+          <w14:ligatures w14:val="none"/>
+        </w:rPr>
+        <w:t>.</w:t>
+      </w:r>
     </w:p>
     <w:p>
       <w:pPr>
@@ -814,31 +1690,7 @@
           <w:szCs w:val="24"/>
           <w14:ligatures w14:val="none"/>
         </w:rPr>
-        <w:t xml:space="preserve">Program </w:t>
-      </w:r>
-      <w:r>
-        <w:rPr>
-          <w:rFonts w:ascii="Times New Roman" w:hAnsi="Times New Roman" w:cs="Times New Roman" w:hint="eastAsia"/>
-          <w:b/>
-          <w:bCs/>
-          <w:kern w:val="0"/>
-          <w:sz w:val="24"/>
-          <w:szCs w:val="24"/>
-          <w14:ligatures w14:val="none"/>
-        </w:rPr>
-        <w:t>D</w:t>
-      </w:r>
-      <w:r>
-        <w:rPr>
-          <w:rFonts w:ascii="Times New Roman" w:hAnsi="Times New Roman" w:cs="Times New Roman"/>
-          <w:b/>
-          <w:bCs/>
-          <w:kern w:val="0"/>
-          <w:sz w:val="24"/>
-          <w:szCs w:val="24"/>
-          <w14:ligatures w14:val="none"/>
-        </w:rPr>
-        <w:t>ocumentation</w:t>
+        <w:t>Program Documentation</w:t>
       </w:r>
     </w:p>
     <w:p>
@@ -849,7 +1701,6 @@
           <w:numId w:val="4"/>
         </w:numPr>
         <w:spacing w:before="240" w:line="480" w:lineRule="auto"/>
-        <w:jc w:val="left"/>
         <w:rPr>
           <w:rFonts w:ascii="Times New Roman" w:hAnsi="Times New Roman" w:cs="Times New Roman"/>
           <w:b/>
@@ -869,7 +1720,6 @@
         </w:numPr>
         <w:spacing w:before="240" w:line="480" w:lineRule="auto"/>
         <w:ind w:left="567"/>
-        <w:jc w:val="left"/>
         <w:rPr>
           <w:rFonts w:ascii="Times New Roman" w:hAnsi="Times New Roman" w:cs="Times New Roman"/>
           <w:b/>
@@ -944,11 +1794,12 @@
           </w:tcPr>
           <w:p>
             <w:pPr>
+              <w:jc w:val="center"/>
               <w:rPr>
                 <w:rFonts w:ascii="Times New Roman" w:hAnsi="Times New Roman" w:cs="Times New Roman"/>
                 <w:b/>
                 <w:bCs/>
-                <w:sz w:val="22"/>
+                <w:sz w:val="24"/>
                 <w:szCs w:val="24"/>
               </w:rPr>
             </w:pPr>
@@ -957,7 +1808,7 @@
                 <w:rFonts w:ascii="Times New Roman" w:hAnsi="Times New Roman" w:cs="Times New Roman"/>
                 <w:b/>
                 <w:bCs/>
-                <w:sz w:val="22"/>
+                <w:sz w:val="24"/>
                 <w:szCs w:val="24"/>
               </w:rPr>
               <w:t>Class/File Name</w:t>
@@ -971,11 +1822,12 @@
           </w:tcPr>
           <w:p>
             <w:pPr>
+              <w:jc w:val="center"/>
               <w:rPr>
                 <w:rFonts w:ascii="Times New Roman" w:hAnsi="Times New Roman" w:cs="Times New Roman"/>
                 <w:b/>
                 <w:bCs/>
-                <w:sz w:val="22"/>
+                <w:sz w:val="24"/>
                 <w:szCs w:val="24"/>
               </w:rPr>
             </w:pPr>
@@ -984,7 +1836,7 @@
                 <w:rFonts w:ascii="Times New Roman" w:hAnsi="Times New Roman" w:cs="Times New Roman"/>
                 <w:b/>
                 <w:bCs/>
-                <w:sz w:val="22"/>
+                <w:sz w:val="24"/>
                 <w:szCs w:val="24"/>
               </w:rPr>
               <w:t>Description (detailed information)</w:t>
@@ -999,6 +1851,7 @@
         <w:tc>
           <w:tcPr>
             <w:tcW w:w="2395" w:type="dxa"/>
+            <w:vAlign w:val="center"/>
           </w:tcPr>
           <w:p>
             <w:pPr>
@@ -1007,19 +1860,29 @@
               <w:ind w:left="100"/>
               <w:jc w:val="left"/>
               <w:rPr>
-                <w:rFonts w:ascii="Cambria" w:eastAsia="Cambria" w:hAnsi="Cambria" w:cs="Arial"/>
+                <w:rFonts w:ascii="Times New Roman" w:eastAsia="Cambria" w:hAnsi="Times New Roman" w:cs="Times New Roman"/>
                 <w:kern w:val="0"/>
-                <w:sz w:val="24"/>
-                <w:szCs w:val="20"/>
+                <w:sz w:val="22"/>
                 <w:lang w:val="en-GB"/>
                 <w14:ligatures w14:val="none"/>
               </w:rPr>
             </w:pPr>
+            <w:r>
+              <w:rPr>
+                <w:rFonts w:ascii="Times New Roman" w:eastAsia="Cambria" w:hAnsi="Times New Roman" w:cs="Times New Roman"/>
+                <w:kern w:val="0"/>
+                <w:sz w:val="22"/>
+                <w:lang w:val="en-GB"/>
+                <w14:ligatures w14:val="none"/>
+              </w:rPr>
+              <w:t>Task1.py</w:t>
+            </w:r>
           </w:p>
         </w:tc>
         <w:tc>
           <w:tcPr>
             <w:tcW w:w="5890" w:type="dxa"/>
+            <w:vAlign w:val="center"/>
           </w:tcPr>
           <w:p>
             <w:pPr>
@@ -1028,14 +1891,391 @@
               <w:ind w:left="80"/>
               <w:jc w:val="left"/>
               <w:rPr>
-                <w:rFonts w:ascii="Cambria" w:eastAsia="Cambria" w:hAnsi="Cambria" w:cs="Arial"/>
+                <w:rFonts w:ascii="Times New Roman" w:eastAsia="Cambria" w:hAnsi="Times New Roman" w:cs="Times New Roman"/>
                 <w:kern w:val="0"/>
-                <w:sz w:val="24"/>
-                <w:szCs w:val="20"/>
+                <w:sz w:val="22"/>
                 <w:lang w:val="en-GB"/>
                 <w14:ligatures w14:val="none"/>
               </w:rPr>
             </w:pPr>
+            <w:r>
+              <w:rPr>
+                <w:rFonts w:ascii="Times New Roman" w:eastAsia="Cambria" w:hAnsi="Times New Roman" w:cs="Times New Roman"/>
+                <w:kern w:val="0"/>
+                <w:sz w:val="22"/>
+                <w:lang w:val="en-GB"/>
+                <w14:ligatures w14:val="none"/>
+              </w:rPr>
+              <w:t xml:space="preserve">The main executable file for Nearest </w:t>
+            </w:r>
+            <w:r>
+              <w:rPr>
+                <w:rFonts w:ascii="Times New Roman" w:eastAsia="Cambria" w:hAnsi="Times New Roman" w:cs="Times New Roman"/>
+                <w:kern w:val="0"/>
+                <w:sz w:val="22"/>
+                <w:lang w:val="en-GB"/>
+                <w14:ligatures w14:val="none"/>
+              </w:rPr>
+              <w:t>Neighbour</w:t>
+            </w:r>
+            <w:r>
+              <w:rPr>
+                <w:rFonts w:ascii="Times New Roman" w:eastAsia="Cambria" w:hAnsi="Times New Roman" w:cs="Times New Roman"/>
+                <w:kern w:val="0"/>
+                <w:sz w:val="22"/>
+                <w:lang w:val="en-GB"/>
+                <w14:ligatures w14:val="none"/>
+              </w:rPr>
+              <w:t xml:space="preserve"> (NN)</w:t>
+            </w:r>
+            <w:r>
+              <w:rPr>
+                <w:rFonts w:ascii="Times New Roman" w:eastAsia="Cambria" w:hAnsi="Times New Roman" w:cs="Times New Roman"/>
+                <w:kern w:val="0"/>
+                <w:sz w:val="22"/>
+                <w:lang w:val="en-GB"/>
+                <w14:ligatures w14:val="none"/>
+              </w:rPr>
+              <w:t xml:space="preserve"> Search.</w:t>
+            </w:r>
+            <w:r>
+              <w:rPr>
+                <w:rFonts w:ascii="Times New Roman" w:eastAsia="Cambria" w:hAnsi="Times New Roman" w:cs="Times New Roman"/>
+                <w:kern w:val="0"/>
+                <w:sz w:val="22"/>
+                <w:lang w:val="en-GB"/>
+                <w14:ligatures w14:val="none"/>
+              </w:rPr>
+              <w:t xml:space="preserve"> </w:t>
+            </w:r>
+            <w:r>
+              <w:rPr>
+                <w:rFonts w:ascii="Times New Roman" w:eastAsia="Cambria" w:hAnsi="Times New Roman" w:cs="Times New Roman"/>
+                <w:kern w:val="0"/>
+                <w:sz w:val="22"/>
+                <w:lang w:val="en-GB"/>
+                <w14:ligatures w14:val="none"/>
+              </w:rPr>
+              <w:t>It contains implementations for Sequential Scan, R-Tree construction, Branch-and-Bound (BaB) NN search, and</w:t>
+            </w:r>
+            <w:r>
+              <w:rPr>
+                <w:rFonts w:ascii="Times New Roman" w:eastAsia="Cambria" w:hAnsi="Times New Roman" w:cs="Times New Roman"/>
+                <w:kern w:val="0"/>
+                <w:sz w:val="22"/>
+                <w:lang w:val="en-GB"/>
+                <w14:ligatures w14:val="none"/>
+              </w:rPr>
+              <w:t xml:space="preserve"> </w:t>
+            </w:r>
+            <w:r>
+              <w:rPr>
+                <w:rFonts w:ascii="Times New Roman" w:eastAsia="Cambria" w:hAnsi="Times New Roman" w:cs="Times New Roman"/>
+                <w:kern w:val="0"/>
+                <w:sz w:val="22"/>
+                <w:lang w:val="en-GB"/>
+                <w14:ligatures w14:val="none"/>
+              </w:rPr>
+              <w:t>Divide-and-Conquer (DC)</w:t>
+            </w:r>
+            <w:r>
+              <w:rPr>
+                <w:rFonts w:ascii="Times New Roman" w:eastAsia="Cambria" w:hAnsi="Times New Roman" w:cs="Times New Roman"/>
+                <w:kern w:val="0"/>
+                <w:sz w:val="22"/>
+                <w:lang w:val="en-GB"/>
+                <w14:ligatures w14:val="none"/>
+              </w:rPr>
+              <w:t xml:space="preserve"> with</w:t>
+            </w:r>
+            <w:r>
+              <w:rPr>
+                <w:rFonts w:ascii="Times New Roman" w:eastAsia="Cambria" w:hAnsi="Times New Roman" w:cs="Times New Roman"/>
+                <w:kern w:val="0"/>
+                <w:sz w:val="22"/>
+                <w:lang w:val="en-GB"/>
+                <w14:ligatures w14:val="none"/>
+              </w:rPr>
+              <w:t xml:space="preserve"> BaB.</w:t>
+            </w:r>
+          </w:p>
+        </w:tc>
+      </w:tr>
+      <w:tr>
+        <w:trPr>
+          <w:trHeight w:val="1239"/>
+        </w:trPr>
+        <w:tc>
+          <w:tcPr>
+            <w:tcW w:w="2395" w:type="dxa"/>
+            <w:vAlign w:val="center"/>
+          </w:tcPr>
+          <w:p>
+            <w:pPr>
+              <w:widowControl/>
+              <w:spacing w:line="0" w:lineRule="atLeast"/>
+              <w:ind w:left="100"/>
+              <w:jc w:val="left"/>
+              <w:rPr>
+                <w:rFonts w:ascii="Times New Roman" w:eastAsia="Cambria" w:hAnsi="Times New Roman" w:cs="Times New Roman"/>
+                <w:kern w:val="0"/>
+                <w:sz w:val="22"/>
+                <w:lang w:val="en-GB"/>
+                <w14:ligatures w14:val="none"/>
+              </w:rPr>
+            </w:pPr>
+            <w:proofErr w:type="spellStart"/>
+            <w:r>
+              <w:rPr>
+                <w:rFonts w:ascii="Times New Roman" w:eastAsia="Cambria" w:hAnsi="Times New Roman" w:cs="Times New Roman"/>
+                <w:kern w:val="0"/>
+                <w:sz w:val="22"/>
+                <w:lang w:val="en-GB"/>
+                <w14:ligatures w14:val="none"/>
+              </w:rPr>
+              <w:t>RTree</w:t>
+            </w:r>
+            <w:proofErr w:type="spellEnd"/>
+            <w:r>
+              <w:rPr>
+                <w:rFonts w:ascii="Times New Roman" w:eastAsia="Cambria" w:hAnsi="Times New Roman" w:cs="Times New Roman"/>
+                <w:kern w:val="0"/>
+                <w:sz w:val="22"/>
+                <w:lang w:val="en-GB"/>
+                <w14:ligatures w14:val="none"/>
+              </w:rPr>
+              <w:t xml:space="preserve"> (class)</w:t>
+            </w:r>
+          </w:p>
+        </w:tc>
+        <w:tc>
+          <w:tcPr>
+            <w:tcW w:w="5890" w:type="dxa"/>
+            <w:vAlign w:val="center"/>
+          </w:tcPr>
+          <w:p>
+            <w:pPr>
+              <w:widowControl/>
+              <w:spacing w:line="0" w:lineRule="atLeast"/>
+              <w:ind w:left="80"/>
+              <w:jc w:val="left"/>
+              <w:rPr>
+                <w:rFonts w:ascii="Times New Roman" w:eastAsia="Cambria" w:hAnsi="Times New Roman" w:cs="Times New Roman"/>
+                <w:kern w:val="0"/>
+                <w:sz w:val="22"/>
+                <w:lang w:val="en-GB"/>
+                <w14:ligatures w14:val="none"/>
+              </w:rPr>
+            </w:pPr>
+            <w:r>
+              <w:rPr>
+                <w:rFonts w:ascii="Times New Roman" w:eastAsia="Cambria" w:hAnsi="Times New Roman" w:cs="Times New Roman"/>
+                <w:kern w:val="0"/>
+                <w:sz w:val="22"/>
+                <w:lang w:val="en-GB"/>
+                <w14:ligatures w14:val="none"/>
+              </w:rPr>
+              <w:t>An R-Tree data structure implementation for spatial indexing. It manages nodes and offers operations for insert, split, update MBR and handling overflow.</w:t>
+            </w:r>
+          </w:p>
+          <w:p>
+            <w:pPr>
+              <w:widowControl/>
+              <w:spacing w:line="0" w:lineRule="atLeast"/>
+              <w:ind w:left="80"/>
+              <w:jc w:val="left"/>
+              <w:rPr>
+                <w:rFonts w:ascii="Times New Roman" w:eastAsia="Cambria" w:hAnsi="Times New Roman" w:cs="Times New Roman"/>
+                <w:kern w:val="0"/>
+                <w:sz w:val="22"/>
+                <w:lang w:val="en-GB"/>
+                <w14:ligatures w14:val="none"/>
+              </w:rPr>
+            </w:pPr>
+          </w:p>
+        </w:tc>
+      </w:tr>
+      <w:tr>
+        <w:trPr>
+          <w:trHeight w:val="1239"/>
+        </w:trPr>
+        <w:tc>
+          <w:tcPr>
+            <w:tcW w:w="2395" w:type="dxa"/>
+            <w:vAlign w:val="center"/>
+          </w:tcPr>
+          <w:p>
+            <w:pPr>
+              <w:widowControl/>
+              <w:spacing w:line="0" w:lineRule="atLeast"/>
+              <w:ind w:left="100"/>
+              <w:jc w:val="left"/>
+              <w:rPr>
+                <w:rFonts w:ascii="Times New Roman" w:eastAsia="Cambria" w:hAnsi="Times New Roman" w:cs="Times New Roman"/>
+                <w:kern w:val="0"/>
+                <w:sz w:val="22"/>
+                <w:lang w:val="en-GB"/>
+                <w14:ligatures w14:val="none"/>
+              </w:rPr>
+            </w:pPr>
+            <w:r>
+              <w:rPr>
+                <w:rFonts w:ascii="Times New Roman" w:eastAsia="Cambria" w:hAnsi="Times New Roman" w:cs="Times New Roman"/>
+                <w:kern w:val="0"/>
+                <w:sz w:val="22"/>
+                <w:lang w:val="en-GB"/>
+                <w14:ligatures w14:val="none"/>
+              </w:rPr>
+              <w:t>Node</w:t>
+            </w:r>
+            <w:r>
+              <w:rPr>
+                <w:rFonts w:ascii="Times New Roman" w:eastAsia="Cambria" w:hAnsi="Times New Roman" w:cs="Times New Roman"/>
+                <w:kern w:val="0"/>
+                <w:sz w:val="22"/>
+                <w:lang w:val="en-GB"/>
+                <w14:ligatures w14:val="none"/>
+              </w:rPr>
+              <w:t xml:space="preserve"> (class)</w:t>
+            </w:r>
+          </w:p>
+        </w:tc>
+        <w:tc>
+          <w:tcPr>
+            <w:tcW w:w="5890" w:type="dxa"/>
+            <w:vAlign w:val="center"/>
+          </w:tcPr>
+          <w:p>
+            <w:pPr>
+              <w:widowControl/>
+              <w:spacing w:line="0" w:lineRule="atLeast"/>
+              <w:ind w:left="80"/>
+              <w:jc w:val="left"/>
+              <w:rPr>
+                <w:rFonts w:ascii="Times New Roman" w:eastAsia="Cambria" w:hAnsi="Times New Roman" w:cs="Times New Roman"/>
+                <w:kern w:val="0"/>
+                <w:sz w:val="22"/>
+                <w:lang w:val="en-GB"/>
+                <w14:ligatures w14:val="none"/>
+              </w:rPr>
+            </w:pPr>
+            <w:r>
+              <w:rPr>
+                <w:rFonts w:ascii="Times New Roman" w:eastAsia="Cambria" w:hAnsi="Times New Roman" w:cs="Times New Roman"/>
+                <w:kern w:val="0"/>
+                <w:sz w:val="22"/>
+                <w:lang w:val="en-GB"/>
+                <w14:ligatures w14:val="none"/>
+              </w:rPr>
+              <w:t>Corresponds to one node in R-Tree. It can be a leaf node (containing data points) or an internal node (containing child nodes)</w:t>
+            </w:r>
+            <w:r>
+              <w:rPr>
+                <w:rFonts w:ascii="Times New Roman" w:eastAsia="Cambria" w:hAnsi="Times New Roman" w:cs="Times New Roman"/>
+                <w:kern w:val="0"/>
+                <w:sz w:val="22"/>
+                <w:lang w:val="en-GB"/>
+                <w14:ligatures w14:val="none"/>
+              </w:rPr>
+              <w:t>. Each node has an MBR that bounds all its children or data points.</w:t>
+            </w:r>
+          </w:p>
+        </w:tc>
+      </w:tr>
+      <w:tr>
+        <w:trPr>
+          <w:trHeight w:val="1239"/>
+        </w:trPr>
+        <w:tc>
+          <w:tcPr>
+            <w:tcW w:w="2395" w:type="dxa"/>
+            <w:vAlign w:val="center"/>
+          </w:tcPr>
+          <w:p>
+            <w:pPr>
+              <w:widowControl/>
+              <w:spacing w:line="0" w:lineRule="atLeast"/>
+              <w:ind w:left="100"/>
+              <w:jc w:val="left"/>
+              <w:rPr>
+                <w:rFonts w:ascii="Times New Roman" w:eastAsia="Cambria" w:hAnsi="Times New Roman" w:cs="Times New Roman"/>
+                <w:kern w:val="0"/>
+                <w:sz w:val="22"/>
+                <w:lang w:val="en-GB"/>
+                <w14:ligatures w14:val="none"/>
+              </w:rPr>
+            </w:pPr>
+            <w:r>
+              <w:rPr>
+                <w:rFonts w:ascii="Times New Roman" w:eastAsia="Cambria" w:hAnsi="Times New Roman" w:cs="Times New Roman"/>
+                <w:kern w:val="0"/>
+                <w:sz w:val="22"/>
+                <w:lang w:val="en-GB"/>
+                <w14:ligatures w14:val="none"/>
+              </w:rPr>
+              <w:t>Task2.py</w:t>
+            </w:r>
+          </w:p>
+        </w:tc>
+        <w:tc>
+          <w:tcPr>
+            <w:tcW w:w="5890" w:type="dxa"/>
+            <w:vAlign w:val="center"/>
+          </w:tcPr>
+          <w:p>
+            <w:pPr>
+              <w:widowControl/>
+              <w:spacing w:line="0" w:lineRule="atLeast"/>
+              <w:ind w:left="80"/>
+              <w:jc w:val="left"/>
+              <w:rPr>
+                <w:rFonts w:ascii="Times New Roman" w:eastAsia="Cambria" w:hAnsi="Times New Roman" w:cs="Times New Roman"/>
+                <w:kern w:val="0"/>
+                <w:sz w:val="22"/>
+                <w:lang w:val="en-GB"/>
+                <w14:ligatures w14:val="none"/>
+              </w:rPr>
+            </w:pPr>
+            <w:r>
+              <w:rPr>
+                <w:rFonts w:ascii="Times New Roman" w:eastAsia="Cambria" w:hAnsi="Times New Roman" w:cs="Times New Roman"/>
+                <w:kern w:val="0"/>
+                <w:sz w:val="22"/>
+                <w:lang w:val="en-GB"/>
+                <w14:ligatures w14:val="none"/>
+              </w:rPr>
+              <w:t xml:space="preserve">The main executable file for Skyline Search. It contains implementations for </w:t>
+            </w:r>
+            <w:r>
+              <w:rPr>
+                <w:rFonts w:ascii="Times New Roman" w:eastAsia="Cambria" w:hAnsi="Times New Roman" w:cs="Times New Roman"/>
+                <w:kern w:val="0"/>
+                <w:sz w:val="22"/>
+                <w:lang w:val="en-GB"/>
+                <w14:ligatures w14:val="none"/>
+              </w:rPr>
+              <w:t>Sequential Scan Skyline, R-Tree constructions, Branch-and-Bound Skyline (BBS)</w:t>
+            </w:r>
+            <w:r>
+              <w:rPr>
+                <w:rFonts w:ascii="Times New Roman" w:eastAsia="Cambria" w:hAnsi="Times New Roman" w:cs="Times New Roman"/>
+                <w:kern w:val="0"/>
+                <w:sz w:val="22"/>
+                <w:lang w:val="en-GB"/>
+                <w14:ligatures w14:val="none"/>
+              </w:rPr>
+              <w:t xml:space="preserve"> algorithm, and Divide</w:t>
+            </w:r>
+            <w:r>
+              <w:rPr>
+                <w:rFonts w:ascii="Times New Roman" w:eastAsia="Cambria" w:hAnsi="Times New Roman" w:cs="Times New Roman"/>
+                <w:kern w:val="0"/>
+                <w:sz w:val="22"/>
+                <w:lang w:val="en-GB"/>
+                <w14:ligatures w14:val="none"/>
+              </w:rPr>
+              <w:t>-and-Conquer (DC) with BBS</w:t>
+            </w:r>
           </w:p>
         </w:tc>
       </w:tr>
@@ -1049,7 +2289,6 @@
         </w:numPr>
         <w:spacing w:before="240" w:line="480" w:lineRule="auto"/>
         <w:ind w:left="567"/>
-        <w:jc w:val="left"/>
         <w:rPr>
           <w:rFonts w:ascii="Times New Roman" w:hAnsi="Times New Roman" w:cs="Times New Roman"/>
           <w:b/>
@@ -1070,7 +2309,7 @@
       </w:r>
       <w:r>
         <w:rPr>
-          <w:rFonts w:ascii="Times New Roman" w:hAnsi="Times New Roman" w:cs="Times New Roman" w:hint="eastAsia"/>
+          <w:rFonts w:ascii="Times New Roman" w:hAnsi="Times New Roman" w:cs="Times New Roman"/>
           <w:b/>
           <w:bCs/>
           <w:sz w:val="24"/>
@@ -1122,7 +2361,7 @@
             </w:pPr>
             <w:r>
               <w:rPr>
-                <w:rFonts w:ascii="Times New Roman" w:hAnsi="Times New Roman" w:cs="Times New Roman" w:hint="eastAsia"/>
+                <w:rFonts w:ascii="Times New Roman" w:hAnsi="Times New Roman" w:cs="Times New Roman"/>
                 <w:b/>
                 <w:bCs/>
                 <w:sz w:val="22"/>
@@ -1144,33 +2383,13 @@
             </w:pPr>
             <w:r>
               <w:rPr>
-                <w:rFonts w:ascii="Times New Roman" w:hAnsi="Times New Roman" w:cs="Times New Roman" w:hint="eastAsia"/>
-                <w:b/>
-                <w:bCs/>
-                <w:sz w:val="22"/>
-                <w:szCs w:val="24"/>
-              </w:rPr>
-              <w:t>(</w:t>
-            </w:r>
-            <w:r>
-              <w:rPr>
                 <w:rFonts w:ascii="Times New Roman" w:hAnsi="Times New Roman" w:cs="Times New Roman"/>
                 <w:b/>
                 <w:bCs/>
                 <w:sz w:val="22"/>
                 <w:szCs w:val="24"/>
               </w:rPr>
-              <w:t>parameters</w:t>
-            </w:r>
-            <w:r>
-              <w:rPr>
-                <w:rFonts w:ascii="Times New Roman" w:hAnsi="Times New Roman" w:cs="Times New Roman" w:hint="eastAsia"/>
-                <w:b/>
-                <w:bCs/>
-                <w:sz w:val="22"/>
-                <w:szCs w:val="24"/>
-              </w:rPr>
-              <w:t>)</w:t>
+              <w:t>(parameters)</w:t>
             </w:r>
           </w:p>
         </w:tc>
@@ -1215,9 +2434,8 @@
               <w:widowControl/>
               <w:spacing w:line="0" w:lineRule="atLeast"/>
               <w:ind w:left="100"/>
-              <w:jc w:val="left"/>
-              <w:rPr>
-                <w:rFonts w:ascii="Cambria" w:eastAsia="Cambria" w:hAnsi="Cambria" w:cs="Arial"/>
+              <w:rPr>
+                <w:rFonts w:ascii="Times New Roman" w:eastAsia="Cambria" w:hAnsi="Times New Roman" w:cs="Times New Roman"/>
                 <w:kern w:val="0"/>
                 <w:sz w:val="24"/>
                 <w:szCs w:val="20"/>
@@ -1236,9 +2454,8 @@
               <w:widowControl/>
               <w:spacing w:line="0" w:lineRule="atLeast"/>
               <w:ind w:left="100"/>
-              <w:jc w:val="left"/>
-              <w:rPr>
-                <w:rFonts w:ascii="Cambria" w:eastAsia="Cambria" w:hAnsi="Cambria" w:cs="Arial"/>
+              <w:rPr>
+                <w:rFonts w:ascii="Times New Roman" w:eastAsia="Cambria" w:hAnsi="Times New Roman" w:cs="Times New Roman"/>
                 <w:kern w:val="0"/>
                 <w:sz w:val="24"/>
                 <w:szCs w:val="20"/>
@@ -1281,13 +2498,12 @@
           <w:szCs w:val="24"/>
           <w14:ligatures w14:val="none"/>
         </w:rPr>
-        <w:lastRenderedPageBreak/>
         <w:t xml:space="preserve">Analyzing </w:t>
       </w:r>
       <w:proofErr w:type="spellStart"/>
       <w:r>
         <w:rPr>
-          <w:rFonts w:ascii="Times New Roman" w:hAnsi="Times New Roman" w:cs="Times New Roman" w:hint="eastAsia"/>
+          <w:rFonts w:ascii="Times New Roman" w:hAnsi="Times New Roman" w:cs="Times New Roman"/>
           <w:b/>
           <w:bCs/>
           <w:kern w:val="0"/>
@@ -1299,7 +2515,7 @@
       </w:r>
       <w:r>
         <w:rPr>
-          <w:rFonts w:ascii="Times New Roman" w:hAnsi="Times New Roman" w:cs="Times New Roman" w:hint="eastAsia"/>
+          <w:rFonts w:ascii="Times New Roman" w:hAnsi="Times New Roman" w:cs="Times New Roman"/>
           <w:b/>
           <w:bCs/>
           <w:kern w:val="0"/>
@@ -1312,7 +2528,7 @@
       <w:proofErr w:type="spellEnd"/>
       <w:r>
         <w:rPr>
-          <w:rFonts w:ascii="Times New Roman" w:hAnsi="Times New Roman" w:cs="Times New Roman" w:hint="eastAsia"/>
+          <w:rFonts w:ascii="Times New Roman" w:hAnsi="Times New Roman" w:cs="Times New Roman"/>
           <w:b/>
           <w:bCs/>
           <w:kern w:val="0"/>
@@ -1331,7 +2547,6 @@
           <w:numId w:val="4"/>
         </w:numPr>
         <w:spacing w:before="240" w:line="480" w:lineRule="auto"/>
-        <w:jc w:val="left"/>
         <w:rPr>
           <w:rFonts w:ascii="Times New Roman" w:hAnsi="Times New Roman" w:cs="Times New Roman"/>
           <w:b/>
@@ -1351,18 +2566,17 @@
         </w:numPr>
         <w:spacing w:before="240" w:line="480" w:lineRule="auto"/>
         <w:ind w:left="567"/>
-        <w:jc w:val="left"/>
-        <w:rPr>
-          <w:rFonts w:ascii="Times New Roman" w:hAnsi="Times New Roman" w:cs="Times New Roman"/>
-          <w:b/>
-          <w:bCs/>
-          <w:sz w:val="24"/>
-          <w:szCs w:val="28"/>
-        </w:rPr>
-      </w:pPr>
-      <w:r>
-        <w:rPr>
-          <w:rFonts w:ascii="Times New Roman" w:hAnsi="Times New Roman" w:cs="Times New Roman" w:hint="eastAsia"/>
+        <w:rPr>
+          <w:rFonts w:ascii="Times New Roman" w:hAnsi="Times New Roman" w:cs="Times New Roman"/>
+          <w:b/>
+          <w:bCs/>
+          <w:sz w:val="24"/>
+          <w:szCs w:val="28"/>
+        </w:rPr>
+      </w:pPr>
+      <w:r>
+        <w:rPr>
+          <w:rFonts w:ascii="Times New Roman" w:hAnsi="Times New Roman" w:cs="Times New Roman"/>
           <w:b/>
           <w:bCs/>
           <w:sz w:val="24"/>
@@ -1403,18 +2617,17 @@
         </w:numPr>
         <w:spacing w:before="240" w:line="480" w:lineRule="auto"/>
         <w:ind w:left="567"/>
-        <w:jc w:val="left"/>
-        <w:rPr>
-          <w:rFonts w:ascii="Times New Roman" w:hAnsi="Times New Roman" w:cs="Times New Roman"/>
-          <w:b/>
-          <w:bCs/>
-          <w:sz w:val="24"/>
-          <w:szCs w:val="28"/>
-        </w:rPr>
-      </w:pPr>
-      <w:r>
-        <w:rPr>
-          <w:rFonts w:ascii="Times New Roman" w:hAnsi="Times New Roman" w:cs="Times New Roman" w:hint="eastAsia"/>
+        <w:rPr>
+          <w:rFonts w:ascii="Times New Roman" w:hAnsi="Times New Roman" w:cs="Times New Roman"/>
+          <w:b/>
+          <w:bCs/>
+          <w:sz w:val="24"/>
+          <w:szCs w:val="28"/>
+        </w:rPr>
+      </w:pPr>
+      <w:r>
+        <w:rPr>
+          <w:rFonts w:ascii="Times New Roman" w:hAnsi="Times New Roman" w:cs="Times New Roman"/>
           <w:b/>
           <w:bCs/>
           <w:sz w:val="24"/>
@@ -1477,18 +2690,17 @@
         </w:numPr>
         <w:spacing w:before="240" w:line="480" w:lineRule="auto"/>
         <w:ind w:left="567"/>
-        <w:jc w:val="left"/>
-        <w:rPr>
-          <w:rFonts w:ascii="Times New Roman" w:hAnsi="Times New Roman" w:cs="Times New Roman"/>
-          <w:b/>
-          <w:bCs/>
-          <w:sz w:val="24"/>
-          <w:szCs w:val="28"/>
-        </w:rPr>
-      </w:pPr>
-      <w:r>
-        <w:rPr>
-          <w:rFonts w:ascii="Times New Roman" w:hAnsi="Times New Roman" w:cs="Times New Roman" w:hint="eastAsia"/>
+        <w:rPr>
+          <w:rFonts w:ascii="Times New Roman" w:hAnsi="Times New Roman" w:cs="Times New Roman"/>
+          <w:b/>
+          <w:bCs/>
+          <w:sz w:val="24"/>
+          <w:szCs w:val="28"/>
+        </w:rPr>
+      </w:pPr>
+      <w:r>
+        <w:rPr>
+          <w:rFonts w:ascii="Times New Roman" w:hAnsi="Times New Roman" w:cs="Times New Roman"/>
           <w:b/>
           <w:bCs/>
           <w:sz w:val="24"/>
@@ -1504,27 +2716,7 @@
           <w:sz w:val="24"/>
           <w:szCs w:val="28"/>
         </w:rPr>
-        <w:t>Divide-</w:t>
-      </w:r>
-      <w:r>
-        <w:rPr>
-          <w:rFonts w:ascii="Times New Roman" w:hAnsi="Times New Roman" w:cs="Times New Roman" w:hint="eastAsia"/>
-          <w:b/>
-          <w:bCs/>
-          <w:sz w:val="24"/>
-          <w:szCs w:val="28"/>
-        </w:rPr>
-        <w:t>and</w:t>
-      </w:r>
-      <w:r>
-        <w:rPr>
-          <w:rFonts w:ascii="Times New Roman" w:hAnsi="Times New Roman" w:cs="Times New Roman"/>
-          <w:b/>
-          <w:bCs/>
-          <w:sz w:val="24"/>
-          <w:szCs w:val="28"/>
-        </w:rPr>
-        <w:t>-Conquer</w:t>
+        <w:t>Divide-and-Conquer</w:t>
       </w:r>
     </w:p>
     <w:p>
@@ -1588,7 +2780,7 @@
       </w:r>
       <w:r>
         <w:rPr>
-          <w:rFonts w:ascii="Times New Roman" w:hAnsi="Times New Roman" w:cs="Times New Roman" w:hint="eastAsia"/>
+          <w:rFonts w:ascii="Times New Roman" w:hAnsi="Times New Roman" w:cs="Times New Roman"/>
           <w:b/>
           <w:bCs/>
           <w:kern w:val="0"/>
@@ -1626,7 +2818,6 @@
           <w:numId w:val="4"/>
         </w:numPr>
         <w:spacing w:before="240" w:line="480" w:lineRule="auto"/>
-        <w:jc w:val="left"/>
         <w:rPr>
           <w:rFonts w:ascii="Times New Roman" w:hAnsi="Times New Roman" w:cs="Times New Roman"/>
           <w:b/>
@@ -1646,18 +2837,17 @@
         </w:numPr>
         <w:spacing w:before="240" w:line="480" w:lineRule="auto"/>
         <w:ind w:left="567"/>
-        <w:jc w:val="left"/>
-        <w:rPr>
-          <w:rFonts w:ascii="Times New Roman" w:hAnsi="Times New Roman" w:cs="Times New Roman"/>
-          <w:b/>
-          <w:bCs/>
-          <w:sz w:val="24"/>
-          <w:szCs w:val="28"/>
-        </w:rPr>
-      </w:pPr>
-      <w:r>
-        <w:rPr>
-          <w:rFonts w:ascii="Times New Roman" w:hAnsi="Times New Roman" w:cs="Times New Roman" w:hint="eastAsia"/>
+        <w:rPr>
+          <w:rFonts w:ascii="Times New Roman" w:hAnsi="Times New Roman" w:cs="Times New Roman"/>
+          <w:b/>
+          <w:bCs/>
+          <w:sz w:val="24"/>
+          <w:szCs w:val="28"/>
+        </w:rPr>
+      </w:pPr>
+      <w:r>
+        <w:rPr>
+          <w:rFonts w:ascii="Times New Roman" w:hAnsi="Times New Roman" w:cs="Times New Roman"/>
           <w:b/>
           <w:bCs/>
           <w:sz w:val="24"/>
@@ -1698,18 +2888,17 @@
         </w:numPr>
         <w:spacing w:before="240" w:line="480" w:lineRule="auto"/>
         <w:ind w:left="567"/>
-        <w:jc w:val="left"/>
-        <w:rPr>
-          <w:rFonts w:ascii="Times New Roman" w:hAnsi="Times New Roman" w:cs="Times New Roman"/>
-          <w:b/>
-          <w:bCs/>
-          <w:sz w:val="24"/>
-          <w:szCs w:val="28"/>
-        </w:rPr>
-      </w:pPr>
-      <w:r>
-        <w:rPr>
-          <w:rFonts w:ascii="Times New Roman" w:hAnsi="Times New Roman" w:cs="Times New Roman" w:hint="eastAsia"/>
+        <w:rPr>
+          <w:rFonts w:ascii="Times New Roman" w:hAnsi="Times New Roman" w:cs="Times New Roman"/>
+          <w:b/>
+          <w:bCs/>
+          <w:sz w:val="24"/>
+          <w:szCs w:val="28"/>
+        </w:rPr>
+      </w:pPr>
+      <w:r>
+        <w:rPr>
+          <w:rFonts w:ascii="Times New Roman" w:hAnsi="Times New Roman" w:cs="Times New Roman"/>
           <w:b/>
           <w:bCs/>
           <w:sz w:val="24"/>
@@ -1760,18 +2949,17 @@
         </w:numPr>
         <w:spacing w:before="240" w:line="480" w:lineRule="auto"/>
         <w:ind w:left="567"/>
-        <w:jc w:val="left"/>
-        <w:rPr>
-          <w:rFonts w:ascii="Times New Roman" w:hAnsi="Times New Roman" w:cs="Times New Roman"/>
-          <w:b/>
-          <w:bCs/>
-          <w:sz w:val="24"/>
-          <w:szCs w:val="28"/>
-        </w:rPr>
-      </w:pPr>
-      <w:r>
-        <w:rPr>
-          <w:rFonts w:ascii="Times New Roman" w:hAnsi="Times New Roman" w:cs="Times New Roman" w:hint="eastAsia"/>
+        <w:rPr>
+          <w:rFonts w:ascii="Times New Roman" w:hAnsi="Times New Roman" w:cs="Times New Roman"/>
+          <w:b/>
+          <w:bCs/>
+          <w:sz w:val="24"/>
+          <w:szCs w:val="28"/>
+        </w:rPr>
+      </w:pPr>
+      <w:r>
+        <w:rPr>
+          <w:rFonts w:ascii="Times New Roman" w:hAnsi="Times New Roman" w:cs="Times New Roman"/>
           <w:b/>
           <w:bCs/>
           <w:sz w:val="24"/>
@@ -1787,27 +2975,7 @@
           <w:sz w:val="24"/>
           <w:szCs w:val="28"/>
         </w:rPr>
-        <w:t>Divide-</w:t>
-      </w:r>
-      <w:r>
-        <w:rPr>
-          <w:rFonts w:ascii="Times New Roman" w:hAnsi="Times New Roman" w:cs="Times New Roman" w:hint="eastAsia"/>
-          <w:b/>
-          <w:bCs/>
-          <w:sz w:val="24"/>
-          <w:szCs w:val="28"/>
-        </w:rPr>
-        <w:t>and</w:t>
-      </w:r>
-      <w:r>
-        <w:rPr>
-          <w:rFonts w:ascii="Times New Roman" w:hAnsi="Times New Roman" w:cs="Times New Roman"/>
-          <w:b/>
-          <w:bCs/>
-          <w:sz w:val="24"/>
-          <w:szCs w:val="28"/>
-        </w:rPr>
-        <w:t xml:space="preserve">-Conquer </w:t>
+        <w:t xml:space="preserve">Divide-and-Conquer </w:t>
       </w:r>
     </w:p>
     <w:p>
@@ -1826,7 +2994,6 @@
     <w:p>
       <w:pPr>
         <w:spacing w:line="480" w:lineRule="auto"/>
-        <w:jc w:val="left"/>
         <w:rPr>
           <w:rFonts w:ascii="Times New Roman" w:hAnsi="Times New Roman" w:cs="Times New Roman"/>
           <w:b/>
@@ -1907,7 +3074,7 @@
         <v:path o:extrusionok="f" gradientshapeok="t" o:connecttype="rect"/>
         <o:lock v:ext="edit" aspectratio="t"/>
       </v:shapetype>
-      <v:shape id="_x0000_i1032" type="#_x0000_t75" style="width:11.2pt;height:11.2pt" o:bullet="t">
+      <v:shape id="_x0000_i1112" type="#_x0000_t75" style="width:11.35pt;height:11.35pt" o:bullet="t">
         <v:imagedata r:id="rId1" o:title="msoF22B"/>
       </v:shape>
     </w:pict>
@@ -2323,6 +3490,232 @@
     </w:lvl>
   </w:abstractNum>
   <w:abstractNum w:abstractNumId="4" w15:restartNumberingAfterBreak="0">
+    <w:nsid w:val="755A4C4F"/>
+    <w:multiLevelType w:val="hybridMultilevel"/>
+    <w:tmpl w:val="68BA0CA8"/>
+    <w:lvl w:ilvl="0" w:tplc="40090001">
+      <w:start w:val="1"/>
+      <w:numFmt w:val="bullet"/>
+      <w:lvlText w:val=""/>
+      <w:lvlJc w:val="left"/>
+      <w:pPr>
+        <w:ind w:left="720" w:hanging="360"/>
+      </w:pPr>
+      <w:rPr>
+        <w:rFonts w:ascii="Symbol" w:hAnsi="Symbol" w:hint="default"/>
+      </w:rPr>
+    </w:lvl>
+    <w:lvl w:ilvl="1" w:tplc="40090003" w:tentative="1">
+      <w:start w:val="1"/>
+      <w:numFmt w:val="bullet"/>
+      <w:lvlText w:val="o"/>
+      <w:lvlJc w:val="left"/>
+      <w:pPr>
+        <w:ind w:left="1440" w:hanging="360"/>
+      </w:pPr>
+      <w:rPr>
+        <w:rFonts w:ascii="Courier New" w:hAnsi="Courier New" w:cs="Courier New" w:hint="default"/>
+      </w:rPr>
+    </w:lvl>
+    <w:lvl w:ilvl="2" w:tplc="40090005" w:tentative="1">
+      <w:start w:val="1"/>
+      <w:numFmt w:val="bullet"/>
+      <w:lvlText w:val=""/>
+      <w:lvlJc w:val="left"/>
+      <w:pPr>
+        <w:ind w:left="2160" w:hanging="360"/>
+      </w:pPr>
+      <w:rPr>
+        <w:rFonts w:ascii="Wingdings" w:hAnsi="Wingdings" w:hint="default"/>
+      </w:rPr>
+    </w:lvl>
+    <w:lvl w:ilvl="3" w:tplc="40090001" w:tentative="1">
+      <w:start w:val="1"/>
+      <w:numFmt w:val="bullet"/>
+      <w:lvlText w:val=""/>
+      <w:lvlJc w:val="left"/>
+      <w:pPr>
+        <w:ind w:left="2880" w:hanging="360"/>
+      </w:pPr>
+      <w:rPr>
+        <w:rFonts w:ascii="Symbol" w:hAnsi="Symbol" w:hint="default"/>
+      </w:rPr>
+    </w:lvl>
+    <w:lvl w:ilvl="4" w:tplc="40090003" w:tentative="1">
+      <w:start w:val="1"/>
+      <w:numFmt w:val="bullet"/>
+      <w:lvlText w:val="o"/>
+      <w:lvlJc w:val="left"/>
+      <w:pPr>
+        <w:ind w:left="3600" w:hanging="360"/>
+      </w:pPr>
+      <w:rPr>
+        <w:rFonts w:ascii="Courier New" w:hAnsi="Courier New" w:cs="Courier New" w:hint="default"/>
+      </w:rPr>
+    </w:lvl>
+    <w:lvl w:ilvl="5" w:tplc="40090005" w:tentative="1">
+      <w:start w:val="1"/>
+      <w:numFmt w:val="bullet"/>
+      <w:lvlText w:val=""/>
+      <w:lvlJc w:val="left"/>
+      <w:pPr>
+        <w:ind w:left="4320" w:hanging="360"/>
+      </w:pPr>
+      <w:rPr>
+        <w:rFonts w:ascii="Wingdings" w:hAnsi="Wingdings" w:hint="default"/>
+      </w:rPr>
+    </w:lvl>
+    <w:lvl w:ilvl="6" w:tplc="40090001" w:tentative="1">
+      <w:start w:val="1"/>
+      <w:numFmt w:val="bullet"/>
+      <w:lvlText w:val=""/>
+      <w:lvlJc w:val="left"/>
+      <w:pPr>
+        <w:ind w:left="5040" w:hanging="360"/>
+      </w:pPr>
+      <w:rPr>
+        <w:rFonts w:ascii="Symbol" w:hAnsi="Symbol" w:hint="default"/>
+      </w:rPr>
+    </w:lvl>
+    <w:lvl w:ilvl="7" w:tplc="40090003" w:tentative="1">
+      <w:start w:val="1"/>
+      <w:numFmt w:val="bullet"/>
+      <w:lvlText w:val="o"/>
+      <w:lvlJc w:val="left"/>
+      <w:pPr>
+        <w:ind w:left="5760" w:hanging="360"/>
+      </w:pPr>
+      <w:rPr>
+        <w:rFonts w:ascii="Courier New" w:hAnsi="Courier New" w:cs="Courier New" w:hint="default"/>
+      </w:rPr>
+    </w:lvl>
+    <w:lvl w:ilvl="8" w:tplc="40090005" w:tentative="1">
+      <w:start w:val="1"/>
+      <w:numFmt w:val="bullet"/>
+      <w:lvlText w:val=""/>
+      <w:lvlJc w:val="left"/>
+      <w:pPr>
+        <w:ind w:left="6480" w:hanging="360"/>
+      </w:pPr>
+      <w:rPr>
+        <w:rFonts w:ascii="Wingdings" w:hAnsi="Wingdings" w:hint="default"/>
+      </w:rPr>
+    </w:lvl>
+  </w:abstractNum>
+  <w:abstractNum w:abstractNumId="5" w15:restartNumberingAfterBreak="0">
+    <w:nsid w:val="7D25715D"/>
+    <w:multiLevelType w:val="hybridMultilevel"/>
+    <w:tmpl w:val="C93EF476"/>
+    <w:lvl w:ilvl="0" w:tplc="1EDA0DEC">
+      <w:start w:val="1"/>
+      <w:numFmt w:val="bullet"/>
+      <w:lvlText w:val=""/>
+      <w:lvlJc w:val="left"/>
+      <w:pPr>
+        <w:ind w:left="1080" w:hanging="360"/>
+      </w:pPr>
+      <w:rPr>
+        <w:rFonts w:ascii="Symbol" w:hAnsi="Symbol" w:hint="default"/>
+      </w:rPr>
+    </w:lvl>
+    <w:lvl w:ilvl="1" w:tplc="642C75B8">
+      <w:start w:val="1"/>
+      <w:numFmt w:val="bullet"/>
+      <w:lvlText w:val="o"/>
+      <w:lvlJc w:val="left"/>
+      <w:pPr>
+        <w:ind w:left="1800" w:hanging="360"/>
+      </w:pPr>
+      <w:rPr>
+        <w:rFonts w:ascii="Courier New" w:hAnsi="Courier New" w:hint="default"/>
+      </w:rPr>
+    </w:lvl>
+    <w:lvl w:ilvl="2" w:tplc="87F67998">
+      <w:start w:val="1"/>
+      <w:numFmt w:val="bullet"/>
+      <w:lvlText w:val=""/>
+      <w:lvlJc w:val="left"/>
+      <w:pPr>
+        <w:ind w:left="2520" w:hanging="360"/>
+      </w:pPr>
+      <w:rPr>
+        <w:rFonts w:ascii="Wingdings" w:hAnsi="Wingdings" w:hint="default"/>
+      </w:rPr>
+    </w:lvl>
+    <w:lvl w:ilvl="3" w:tplc="3E0CA724">
+      <w:start w:val="1"/>
+      <w:numFmt w:val="bullet"/>
+      <w:lvlText w:val=""/>
+      <w:lvlJc w:val="left"/>
+      <w:pPr>
+        <w:ind w:left="3240" w:hanging="360"/>
+      </w:pPr>
+      <w:rPr>
+        <w:rFonts w:ascii="Symbol" w:hAnsi="Symbol" w:hint="default"/>
+      </w:rPr>
+    </w:lvl>
+    <w:lvl w:ilvl="4" w:tplc="90FA58B8">
+      <w:start w:val="1"/>
+      <w:numFmt w:val="bullet"/>
+      <w:lvlText w:val="o"/>
+      <w:lvlJc w:val="left"/>
+      <w:pPr>
+        <w:ind w:left="3960" w:hanging="360"/>
+      </w:pPr>
+      <w:rPr>
+        <w:rFonts w:ascii="Courier New" w:hAnsi="Courier New" w:hint="default"/>
+      </w:rPr>
+    </w:lvl>
+    <w:lvl w:ilvl="5" w:tplc="F9FCFF3A">
+      <w:start w:val="1"/>
+      <w:numFmt w:val="bullet"/>
+      <w:lvlText w:val=""/>
+      <w:lvlJc w:val="left"/>
+      <w:pPr>
+        <w:ind w:left="4680" w:hanging="360"/>
+      </w:pPr>
+      <w:rPr>
+        <w:rFonts w:ascii="Wingdings" w:hAnsi="Wingdings" w:hint="default"/>
+      </w:rPr>
+    </w:lvl>
+    <w:lvl w:ilvl="6" w:tplc="FCC0FC2A">
+      <w:start w:val="1"/>
+      <w:numFmt w:val="bullet"/>
+      <w:lvlText w:val=""/>
+      <w:lvlJc w:val="left"/>
+      <w:pPr>
+        <w:ind w:left="5400" w:hanging="360"/>
+      </w:pPr>
+      <w:rPr>
+        <w:rFonts w:ascii="Symbol" w:hAnsi="Symbol" w:hint="default"/>
+      </w:rPr>
+    </w:lvl>
+    <w:lvl w:ilvl="7" w:tplc="97643E82">
+      <w:start w:val="1"/>
+      <w:numFmt w:val="bullet"/>
+      <w:lvlText w:val="o"/>
+      <w:lvlJc w:val="left"/>
+      <w:pPr>
+        <w:ind w:left="6120" w:hanging="360"/>
+      </w:pPr>
+      <w:rPr>
+        <w:rFonts w:ascii="Courier New" w:hAnsi="Courier New" w:hint="default"/>
+      </w:rPr>
+    </w:lvl>
+    <w:lvl w:ilvl="8" w:tplc="7A5CA9EC">
+      <w:start w:val="1"/>
+      <w:numFmt w:val="bullet"/>
+      <w:lvlText w:val=""/>
+      <w:lvlJc w:val="left"/>
+      <w:pPr>
+        <w:ind w:left="6840" w:hanging="360"/>
+      </w:pPr>
+      <w:rPr>
+        <w:rFonts w:ascii="Wingdings" w:hAnsi="Wingdings" w:hint="default"/>
+      </w:rPr>
+    </w:lvl>
+  </w:abstractNum>
+  <w:abstractNum w:abstractNumId="6" w15:restartNumberingAfterBreak="0">
     <w:nsid w:val="7E567519"/>
     <w:multiLevelType w:val="multilevel"/>
     <w:tmpl w:val="FCDE86B8"/>
@@ -2456,6 +3849,12 @@
     <w:abstractNumId w:val="2"/>
   </w:num>
   <w:num w:numId="5" w16cid:durableId="160047108">
+    <w:abstractNumId w:val="6"/>
+  </w:num>
+  <w:num w:numId="6" w16cid:durableId="1409694635">
+    <w:abstractNumId w:val="5"/>
+  </w:num>
+  <w:num w:numId="7" w16cid:durableId="50271552">
     <w:abstractNumId w:val="4"/>
   </w:num>
 </w:numbering>
@@ -2631,7 +4030,7 @@
     <w:lsdException w:name="Table Web 2" w:semiHidden="1" w:unhideWhenUsed="1"/>
     <w:lsdException w:name="Table Web 3" w:semiHidden="1" w:unhideWhenUsed="1"/>
     <w:lsdException w:name="Balloon Text" w:semiHidden="1" w:unhideWhenUsed="1"/>
-    <w:lsdException w:name="Table Grid" w:uiPriority="39"/>
+    <w:lsdException w:name="Table Grid" w:uiPriority="59"/>
     <w:lsdException w:name="Table Theme" w:semiHidden="1" w:unhideWhenUsed="1"/>
     <w:lsdException w:name="Placeholder Text" w:semiHidden="1"/>
     <w:lsdException w:name="No Spacing" w:uiPriority="1" w:qFormat="1"/>
@@ -3448,7 +4847,7 @@
   <w:style w:type="table" w:styleId="TableGrid">
     <w:name w:val="Table Grid"/>
     <w:basedOn w:val="TableNormal"/>
-    <w:uiPriority w:val="39"/>
+    <w:uiPriority w:val="59"/>
     <w:rsid w:val="00586DCE"/>
     <w:tblPr>
       <w:tblBorders>
@@ -3460,6 +4859,29 @@
         <w:insideV w:val="single" w:sz="4" w:space="0" w:color="auto"/>
       </w:tblBorders>
     </w:tblPr>
+  </w:style>
+  <w:style w:type="character" w:styleId="Hyperlink">
+    <w:name w:val="Hyperlink"/>
+    <w:basedOn w:val="DefaultParagraphFont"/>
+    <w:uiPriority w:val="99"/>
+    <w:unhideWhenUsed/>
+    <w:rsid w:val="00A43C4B"/>
+    <w:rPr>
+      <w:color w:val="467886"/>
+      <w:u w:val="single"/>
+    </w:rPr>
+  </w:style>
+  <w:style w:type="character" w:styleId="FollowedHyperlink">
+    <w:name w:val="FollowedHyperlink"/>
+    <w:basedOn w:val="DefaultParagraphFont"/>
+    <w:uiPriority w:val="99"/>
+    <w:semiHidden/>
+    <w:unhideWhenUsed/>
+    <w:rsid w:val="00510447"/>
+    <w:rPr>
+      <w:color w:val="96607D" w:themeColor="followedHyperlink"/>
+      <w:u w:val="single"/>
+    </w:rPr>
   </w:style>
 </w:styles>
 </file>
